--- a/docs/03_Methodology/Methodology.docx
+++ b/docs/03_Methodology/Methodology.docx
@@ -31,115 +31,136 @@
           <w:sz w:val="22"/>
           <w:szCs w:val="22"/>
         </w:rPr>
-        <w:t>This thesis adopts a data-engineering–driven methodological framework aimed at the production of reliable, reproducible, and audit-ready loan-portfolio performance indicators. Rather than treating key performance indicators (KPIs) as ad-hoc analytical outputs, the methodology is designed to operationalize the theoretical and regulatory insights identified in the literature review through a structured, end-to-end data pipeline. The methodological choices made throughout the thesis are therefore not purely technical, but are grounded in established principles of credit-risk analytics, supervisory reporting requirements, and data-quality management.</w:t>
-      </w:r>
-    </w:p>
-    <w:p>
-      <w:pPr>
-        <w:rPr>
-          <w:sz w:val="22"/>
-          <w:szCs w:val="22"/>
-        </w:rPr>
-      </w:pPr>
-      <w:r>
-        <w:rPr>
-          <w:sz w:val="22"/>
-          <w:szCs w:val="22"/>
-        </w:rPr>
-        <w:t xml:space="preserve">At a conceptual level, the research follows a </w:t>
-      </w:r>
-      <w:r>
-        <w:rPr>
-          <w:b/>
-          <w:bCs/>
-          <w:sz w:val="22"/>
-          <w:szCs w:val="22"/>
-        </w:rPr>
-        <w:t>design-oriented methodology</w:t>
-      </w:r>
-      <w:r>
-        <w:rPr>
-          <w:sz w:val="22"/>
-          <w:szCs w:val="22"/>
-        </w:rPr>
-        <w:t>, where the primary research contribution lies in the construction and evaluation of a robust analytical system rather than in the estimation of a predictive or causal model. The methodological focus is placed on how loan-level data should be ingested, standardized, governed, and transformed in order to produce portfolio-level KPIs that are analytically meaningful and suitable for professional use. This approach aligns with contemporary research in financial data engineering, which emphasizes the importance of data architecture, traceability, and quality assurance as prerequisites for reliable financial analytics.</w:t>
-      </w:r>
-    </w:p>
-    <w:p>
-      <w:pPr>
-        <w:rPr>
-          <w:sz w:val="22"/>
-          <w:szCs w:val="22"/>
-        </w:rPr>
-      </w:pPr>
-      <w:r>
-        <w:rPr>
-          <w:sz w:val="22"/>
-          <w:szCs w:val="22"/>
-        </w:rPr>
-        <w:t>The methodological framework is explicitly shaped by the six research questions underpinning this dissertation. First, the identification of the KPIs most consistently used to evaluate loan-portfolio performance determines the analytical outputs that the pipeline must ultimately produce. Second, the investigation of the loan-level attributes required for KPI computation informs the selection and structuring of the dataset. Third, the examination of default definitions guides the transformation of loan-status information into analytically valid default indicators. Fourth, the analysis of data-quality dimensions—such as completeness, accuracy, consistency, timeliness, and traceability—establishes the standards that must be enforced throughout the pipeline. Fifth, the assessment of pipeline architectures determines how these requirements can be operationalized in a scalable and reproducible manner. Finally, the relationship between data quality and KPI reliability motivates the integration of validation and testing mechanisms into the execution flow.</w:t>
-      </w:r>
-    </w:p>
-    <w:p>
-      <w:pPr>
-        <w:rPr>
-          <w:sz w:val="22"/>
-          <w:szCs w:val="22"/>
-        </w:rPr>
-      </w:pPr>
-      <w:r>
-        <w:rPr>
-          <w:sz w:val="22"/>
-          <w:szCs w:val="22"/>
-        </w:rPr>
-        <w:t xml:space="preserve">From a </w:t>
-      </w:r>
-      <w:r>
-        <w:rPr>
-          <w:b/>
-          <w:bCs/>
-          <w:sz w:val="22"/>
-          <w:szCs w:val="22"/>
-        </w:rPr>
-        <w:t>financial analytics perspective</w:t>
-      </w:r>
-      <w:r>
-        <w:rPr>
-          <w:sz w:val="22"/>
-          <w:szCs w:val="22"/>
-        </w:rPr>
-        <w:t>, the methodology centers on five core portfolio-level KPIs that capture complementary dimensions of loan-portfolio performance: Default Rate, Average Loan Amount, Average Interest Rate, Portfolio Growth, and Loan Distribution by Credit Grade. These indicators are widely used in both academic research and professional portfolio monitoring, as demonstrated in the literature review, and together provide a balanced view of credit risk, pricing, exposure size, portfolio composition, and growth dynamics.</w:t>
-      </w:r>
-    </w:p>
-    <w:p>
-      <w:pPr>
-        <w:rPr>
-          <w:sz w:val="22"/>
-          <w:szCs w:val="22"/>
-        </w:rPr>
-      </w:pPr>
-      <w:r>
-        <w:rPr>
-          <w:sz w:val="22"/>
-          <w:szCs w:val="22"/>
-        </w:rPr>
-        <w:t xml:space="preserve">From a </w:t>
-      </w:r>
-      <w:r>
-        <w:rPr>
-          <w:b/>
-          <w:bCs/>
-          <w:sz w:val="22"/>
-          <w:szCs w:val="22"/>
-        </w:rPr>
-        <w:t>regulatory and governance perspective</w:t>
-      </w:r>
-      <w:r>
-        <w:rPr>
-          <w:sz w:val="22"/>
-          <w:szCs w:val="22"/>
-        </w:rPr>
-        <w:t xml:space="preserve">, the methodological framework incorporates the supervisory expectations articulated by institutions such as the European Banking Authority, the European Central Bank, and the Basel Committee. These frameworks specify the types of contractual, performance, and credit-risk data that financial institutions are expected to </w:t>
+        <w:t xml:space="preserve">This thesis adopts a data-engineering–driven methodological framework aimed at the production of reliable, reproducible, and audit-ready loan-portfolio performance indicators. Rather than treating key performance indicators (KPIs) as ad-hoc analytical outputs, the methodology is designed to operationalize the theoretical and regulatory insights identified in the literature review through a structured, end-to-end data pipeline. The methodological choices made throughout the thesis are therefore not purely </w:t>
+      </w:r>
+      <w:proofErr w:type="gramStart"/>
+      <w:r>
+        <w:rPr>
+          <w:sz w:val="22"/>
+          <w:szCs w:val="22"/>
+        </w:rPr>
+        <w:t>technical, but</w:t>
+      </w:r>
+      <w:proofErr w:type="gramEnd"/>
+      <w:r>
+        <w:rPr>
+          <w:sz w:val="22"/>
+          <w:szCs w:val="22"/>
+        </w:rPr>
+        <w:t xml:space="preserve"> are grounded in established principles of credit-risk analytics, supervisory reporting requirements, and data-quality management.</w:t>
+      </w:r>
+    </w:p>
+    <w:p>
+      <w:pPr>
+        <w:rPr>
+          <w:sz w:val="22"/>
+          <w:szCs w:val="22"/>
+        </w:rPr>
+      </w:pPr>
+      <w:r>
+        <w:rPr>
+          <w:sz w:val="22"/>
+          <w:szCs w:val="22"/>
+        </w:rPr>
+        <w:t xml:space="preserve">At a conceptual level, the research </w:t>
+      </w:r>
+      <w:r>
+        <w:rPr>
+          <w:sz w:val="22"/>
+          <w:szCs w:val="22"/>
+        </w:rPr>
+        <w:t>follows a design-oriented methodology, where</w:t>
+      </w:r>
+      <w:r>
+        <w:rPr>
+          <w:sz w:val="22"/>
+          <w:szCs w:val="22"/>
+        </w:rPr>
+        <w:t xml:space="preserve"> the primary research contribution lies in the construction and evaluation of a robust analytical system rather than in the estimation of a predictive or causal model. The methodological focus is placed on how loan-level data should be ingested, standardized, governed, and transformed </w:t>
+      </w:r>
+      <w:proofErr w:type="gramStart"/>
+      <w:r>
+        <w:rPr>
+          <w:sz w:val="22"/>
+          <w:szCs w:val="22"/>
+        </w:rPr>
+        <w:t>in order to</w:t>
+      </w:r>
+      <w:proofErr w:type="gramEnd"/>
+      <w:r>
+        <w:rPr>
+          <w:sz w:val="22"/>
+          <w:szCs w:val="22"/>
+        </w:rPr>
+        <w:t xml:space="preserve"> produce portfolio-level KPIs that are analytically meaningful and suitable for professional use. This approach aligns with contemporary research in financial data engineering, which emphasizes the importance of data architecture, traceability, and quality assurance as prerequisites for reliable financial analytics.</w:t>
+      </w:r>
+    </w:p>
+    <w:p>
+      <w:pPr>
+        <w:rPr>
+          <w:sz w:val="22"/>
+          <w:szCs w:val="22"/>
+        </w:rPr>
+      </w:pPr>
+      <w:r>
+        <w:rPr>
+          <w:sz w:val="22"/>
+          <w:szCs w:val="22"/>
+        </w:rPr>
+        <w:t xml:space="preserve">The methodological framework is explicitly shaped by the six research questions underpinning this dissertation. First, the identification of the KPIs most consistently used to evaluate loan-portfolio performance determines the analytical outputs that the pipeline must ultimately produce. Second, the investigation of the loan-level attributes required for KPI computation informs the selection and structuring of the dataset. Third, the examination of default definitions guides the transformation of loan-status information into analytically valid default indicators. Fourth, the analysis of data-quality dimensions—such as completeness, accuracy, </w:t>
+      </w:r>
+      <w:r>
+        <w:rPr>
+          <w:sz w:val="22"/>
+          <w:szCs w:val="22"/>
+        </w:rPr>
+        <w:t xml:space="preserve">consistency, timeliness, and traceability—establishes the standards that must be enforced throughout the pipeline. Fifth, the assessment of pipeline </w:t>
+      </w:r>
+      <w:proofErr w:type="gramStart"/>
+      <w:r>
+        <w:rPr>
+          <w:sz w:val="22"/>
+          <w:szCs w:val="22"/>
+        </w:rPr>
+        <w:t>architectures</w:t>
+      </w:r>
+      <w:proofErr w:type="gramEnd"/>
+      <w:r>
+        <w:rPr>
+          <w:sz w:val="22"/>
+          <w:szCs w:val="22"/>
+        </w:rPr>
+        <w:t xml:space="preserve"> determines how these requirements can be operationalized in a scalable and reproducible manner. Finally, the relationship between data quality and KPI reliability motivates the integration of validation and testing mechanisms into the execution flow.</w:t>
+      </w:r>
+    </w:p>
+    <w:p>
+      <w:pPr>
+        <w:rPr>
+          <w:sz w:val="22"/>
+          <w:szCs w:val="22"/>
+        </w:rPr>
+      </w:pPr>
+      <w:r>
+        <w:rPr>
+          <w:sz w:val="22"/>
+          <w:szCs w:val="22"/>
+        </w:rPr>
+        <w:t>From a financial analytics perspective, the methodology centers on five core portfolio-level KPIs that capture complementary dimensions of loan-portfolio performance: Default Rate, Average Loan Amount, Average Interest Rate, Portfolio Growth, and Loan Distribution by Credit Grade. These indicators are widely used in both academic research and professional portfolio monitoring, as demonstrated in the literature review, and together provide a balanced view of credit risk, pricing, exposure size, portfolio composition, and growth dynamics.</w:t>
+      </w:r>
+    </w:p>
+    <w:p>
+      <w:pPr>
+        <w:rPr>
+          <w:sz w:val="22"/>
+          <w:szCs w:val="22"/>
+        </w:rPr>
+      </w:pPr>
+      <w:r>
+        <w:rPr>
+          <w:sz w:val="22"/>
+          <w:szCs w:val="22"/>
+        </w:rPr>
+        <w:t xml:space="preserve">From a regulatory and governance perspective, the methodological framework incorporates the supervisory expectations articulated by institutions such as the European Banking Authority, the European Central Bank, and the Basel Committee. These frameworks specify the types of contractual, performance, and credit-risk data that financial institutions are expected to </w:t>
       </w:r>
       <w:r>
         <w:rPr>
@@ -147,69 +168,92 @@
           <w:szCs w:val="22"/>
         </w:rPr>
         <w:lastRenderedPageBreak/>
-        <w:t>maintain in order to support risk monitoring and regulatory reporting. Although the empirical dataset used in this thesis originates from a marketplace-lending platform rather than a regulated bank, the methodology deliberately mirrors supervisory data requirements by enforcing structured data storage, explicit default definitions, and controlled transformation logic. This design choice allows the pipeline to approximate the analytical rigor expected in regulated banking environments.</w:t>
-      </w:r>
-    </w:p>
-    <w:p>
-      <w:pPr>
-        <w:rPr>
-          <w:sz w:val="22"/>
-          <w:szCs w:val="22"/>
-        </w:rPr>
-      </w:pPr>
-      <w:r>
-        <w:rPr>
-          <w:sz w:val="22"/>
-          <w:szCs w:val="22"/>
-        </w:rPr>
-        <w:t xml:space="preserve">From a </w:t>
-      </w:r>
-      <w:r>
-        <w:rPr>
-          <w:b/>
-          <w:bCs/>
-          <w:sz w:val="22"/>
-          <w:szCs w:val="22"/>
-        </w:rPr>
-        <w:t>data-engineering perspective</w:t>
-      </w:r>
-      <w:r>
-        <w:rPr>
-          <w:sz w:val="22"/>
-          <w:szCs w:val="22"/>
-        </w:rPr>
-        <w:t>, the methodology is implemented through a multi-layered pipeline architecture that separates raw data ingestion, standardized transformation, analytical aggregation, and data exposure. The pipeline is organized into three primary database schemas—raw, staging, and analytics—each serving a distinct role in enforcing data lineage, semantic consistency, and analytical readiness. Python is used for exploratory analysis and feature engineering, while PostgreSQL functions as the central analytical engine for structured storage and aggregation. Workflow orchestration and validation are handled through Apache Airflow, ensuring deterministic execution, observability, and fault tolerance.</w:t>
-      </w:r>
-    </w:p>
-    <w:p>
-      <w:pPr>
-        <w:rPr>
-          <w:sz w:val="22"/>
-          <w:szCs w:val="22"/>
-        </w:rPr>
-      </w:pPr>
-      <w:r>
-        <w:rPr>
-          <w:sz w:val="22"/>
-          <w:szCs w:val="22"/>
-        </w:rPr>
-        <w:t xml:space="preserve">A defining characteristic of the methodological design is its emphasis on </w:t>
-      </w:r>
-      <w:r>
-        <w:rPr>
-          <w:b/>
-          <w:bCs/>
-          <w:sz w:val="22"/>
-          <w:szCs w:val="22"/>
-        </w:rPr>
-        <w:t>reproducibility and auditability</w:t>
-      </w:r>
-      <w:r>
-        <w:rPr>
-          <w:sz w:val="22"/>
-          <w:szCs w:val="22"/>
-        </w:rPr>
-        <w:t>. All transformations applied to the data are explicitly encoded either in Python scripts or SQL logic, and all intermediate and final datasets are persisted in relational form. This ensures that portfolio-level KPIs can be traced back to their underlying loan-level inputs, satisfying both academic transparency requirements and professional governance standards. Furthermore, the integration of automated validation tests ensures that analytical outputs are not artifacts of processing errors or schema inconsistencies.</w:t>
+        <w:t xml:space="preserve">maintain </w:t>
+      </w:r>
+      <w:proofErr w:type="gramStart"/>
+      <w:r>
+        <w:rPr>
+          <w:sz w:val="22"/>
+          <w:szCs w:val="22"/>
+        </w:rPr>
+        <w:t>in order to</w:t>
+      </w:r>
+      <w:proofErr w:type="gramEnd"/>
+      <w:r>
+        <w:rPr>
+          <w:sz w:val="22"/>
+          <w:szCs w:val="22"/>
+        </w:rPr>
+        <w:t xml:space="preserve"> support risk monitoring and regulatory reporting. Although the empirical dataset used in this thesis originates from a marketplace-lending platform rather than a regulated bank, the methodology deliberately mirrors supervisory data requirements by enforcing structured data storage, explicit default definitions, and controlled transformation logic. This design choice allows the pipeline to approximate the analytical rigor expected in regulated banking environments.</w:t>
+      </w:r>
+    </w:p>
+    <w:p>
+      <w:pPr>
+        <w:rPr>
+          <w:sz w:val="22"/>
+          <w:szCs w:val="22"/>
+        </w:rPr>
+      </w:pPr>
+      <w:r>
+        <w:rPr>
+          <w:sz w:val="22"/>
+          <w:szCs w:val="22"/>
+        </w:rPr>
+        <w:t>From a data-engineering perspective, the methodology is implemented through a multi-layered pipeline architecture that separates raw data ingestion, standardized transformation, analytical aggregation, and data exposure. The pipeline is organized into three primary database schemas—raw, staging, and analytics—each serving a distinct role in enforcing data lineage, semantic consistency, and analytical readiness. Python is used for exploratory analysis and feature engineering, while PostgreSQL functions as the central analytical engine for structured storage and aggregation. Workflow orchestration and validation are handled through Apache Airflow, ensuring deterministic execution, observability, and fault tolerance.</w:t>
+      </w:r>
+    </w:p>
+    <w:p>
+      <w:pPr>
+        <w:rPr>
+          <w:sz w:val="22"/>
+          <w:szCs w:val="22"/>
+        </w:rPr>
+      </w:pPr>
+      <w:r>
+        <w:rPr>
+          <w:sz w:val="22"/>
+          <w:szCs w:val="22"/>
+        </w:rPr>
+        <w:t xml:space="preserve">A defining characteristic of </w:t>
+      </w:r>
+      <w:proofErr w:type="gramStart"/>
+      <w:r>
+        <w:rPr>
+          <w:sz w:val="22"/>
+          <w:szCs w:val="22"/>
+        </w:rPr>
+        <w:t>the methodological</w:t>
+      </w:r>
+      <w:proofErr w:type="gramEnd"/>
+      <w:r>
+        <w:rPr>
+          <w:sz w:val="22"/>
+          <w:szCs w:val="22"/>
+        </w:rPr>
+        <w:t xml:space="preserve"> design is its emphasis on reproducibility and auditability. All transformations applied to the data are explicitly encoded either in Python scripts or SQL logic, and all intermediate and final datasets </w:t>
+      </w:r>
+      <w:proofErr w:type="gramStart"/>
+      <w:r>
+        <w:rPr>
+          <w:sz w:val="22"/>
+          <w:szCs w:val="22"/>
+        </w:rPr>
+        <w:t>are persisted</w:t>
+      </w:r>
+      <w:proofErr w:type="gramEnd"/>
+      <w:r>
+        <w:rPr>
+          <w:sz w:val="22"/>
+          <w:szCs w:val="22"/>
+        </w:rPr>
+        <w:t xml:space="preserve"> in relational form. This ensures that portfolio-level KPIs can be traced back to their underlying loan-level inputs, satisfying both academic transparency requirements and professional governance standards. Furthermore, the integration of automated validation tests ensures that analytical outputs are not artifacts of processing errors or schema inconsistencies</w:t>
+      </w:r>
+      <w:r>
+        <w:rPr>
+          <w:sz w:val="22"/>
+          <w:szCs w:val="22"/>
+        </w:rPr>
+        <w:t>.</w:t>
       </w:r>
     </w:p>
     <w:p>
@@ -385,7 +429,23 @@
           <w:sz w:val="22"/>
           <w:szCs w:val="22"/>
         </w:rPr>
-        <w:t>Prior studies, such as Xia et al. (2019), rely on Lending Club data precisely because it contains the contractual variables and realized performance outcomes required for default analysis and portfolio monitoring. These studies commonly compute portfolio-level indicators similar to those adopted in this thesis, including default frequencies, interest-rate averages, exposure-weighted metrics, and grade-based portfolio composition. By adopting the same dataset and KPI framework, this thesis aligns its methodological design with established academic practices, ensuring comparability with existing empirical findings.</w:t>
+        <w:t xml:space="preserve">Prior studies, such as Xia et al. (2019), rely on Lending Club data precisely because it contains the contractual variables and realized performance outcomes required for default analysis and portfolio monitoring. These studies commonly compute portfolio-level indicators </w:t>
+      </w:r>
+      <w:proofErr w:type="gramStart"/>
+      <w:r>
+        <w:rPr>
+          <w:sz w:val="22"/>
+          <w:szCs w:val="22"/>
+        </w:rPr>
+        <w:t>similar to</w:t>
+      </w:r>
+      <w:proofErr w:type="gramEnd"/>
+      <w:r>
+        <w:rPr>
+          <w:sz w:val="22"/>
+          <w:szCs w:val="22"/>
+        </w:rPr>
+        <w:t xml:space="preserve"> those adopted in this thesis, including default frequencies, interest-rate averages, exposure-weighted metrics, and grade-based portfolio composition. By adopting the same dataset and KPI framework, this thesis aligns its methodological design with established academic practices, ensuring comparability with existing empirical findings.</w:t>
       </w:r>
     </w:p>
     <w:p>
@@ -572,7 +632,6 @@
         <w:rPr>
           <w:sz w:val="22"/>
           <w:szCs w:val="22"/>
-          <w:lang w:val="el-GR"/>
         </w:rPr>
       </w:pPr>
       <w:r>
@@ -645,7 +704,6 @@
         <w:rPr>
           <w:sz w:val="22"/>
           <w:szCs w:val="22"/>
-          <w:lang w:val="el-GR"/>
         </w:rPr>
       </w:pPr>
       <w:r>
@@ -702,7 +760,71 @@
           <w:sz w:val="22"/>
           <w:szCs w:val="22"/>
         </w:rPr>
-        <w:t>Database connection parameters—including database name, host, port, user credentials—were externalized into a dedicated .env configuration file and loaded at runtime using environment-variable management. This separation of configuration from code enhances portability, security, and reproducibility, allowing the same ingestion logic to be executed across environments without code modification. It also aligns with best practices for credential management and infrastructure configuration in production-grade data pipelines.</w:t>
+        <w:t xml:space="preserve">Database connection </w:t>
+      </w:r>
+      <w:proofErr w:type="gramStart"/>
+      <w:r>
+        <w:rPr>
+          <w:sz w:val="22"/>
+          <w:szCs w:val="22"/>
+        </w:rPr>
+        <w:t>parameters—</w:t>
+      </w:r>
+      <w:proofErr w:type="gramEnd"/>
+      <w:r>
+        <w:rPr>
+          <w:sz w:val="22"/>
+          <w:szCs w:val="22"/>
+        </w:rPr>
+        <w:t xml:space="preserve">including database name, host, port, user </w:t>
+      </w:r>
+      <w:proofErr w:type="gramStart"/>
+      <w:r>
+        <w:rPr>
+          <w:sz w:val="22"/>
+          <w:szCs w:val="22"/>
+        </w:rPr>
+        <w:t>credentials—</w:t>
+      </w:r>
+      <w:proofErr w:type="gramEnd"/>
+      <w:r>
+        <w:rPr>
+          <w:sz w:val="22"/>
+          <w:szCs w:val="22"/>
+        </w:rPr>
+        <w:t xml:space="preserve">were externalized into a </w:t>
+      </w:r>
+      <w:proofErr w:type="gramStart"/>
+      <w:r>
+        <w:rPr>
+          <w:sz w:val="22"/>
+          <w:szCs w:val="22"/>
+        </w:rPr>
+        <w:t>dedicated .env</w:t>
+      </w:r>
+      <w:proofErr w:type="gramEnd"/>
+      <w:r>
+        <w:rPr>
+          <w:sz w:val="22"/>
+          <w:szCs w:val="22"/>
+        </w:rPr>
+        <w:t xml:space="preserve"> configuration file and loaded at runtime using environment-variable management. This separation of configuration from code enhances portability, security, and reproducibility, allowing the same ingestion logic to be executed across environments without code modification. It also aligns </w:t>
+      </w:r>
+      <w:proofErr w:type="gramStart"/>
+      <w:r>
+        <w:rPr>
+          <w:sz w:val="22"/>
+          <w:szCs w:val="22"/>
+        </w:rPr>
+        <w:t>with</w:t>
+      </w:r>
+      <w:proofErr w:type="gramEnd"/>
+      <w:r>
+        <w:rPr>
+          <w:sz w:val="22"/>
+          <w:szCs w:val="22"/>
+        </w:rPr>
+        <w:t xml:space="preserve"> best practices for credential management and infrastructure configuration in production-grade data pipelines.</w:t>
       </w:r>
     </w:p>
     <w:p>
@@ -725,7 +847,6 @@
         <w:rPr>
           <w:sz w:val="22"/>
           <w:szCs w:val="22"/>
-          <w:lang w:val="el-GR"/>
         </w:rPr>
       </w:pPr>
       <w:r>
@@ -803,12 +924,21 @@
         <w:t xml:space="preserve">Before loading the dataset, the ingestion script dynamically constructs the raw table schema based on the structure of the source CSV file. Specifically, the script reads only the header row of the loan.csv file to extract column names and generates a corresponding Data Definition Language (DDL) statement that recreates the table </w:t>
       </w:r>
       <w:proofErr w:type="spellStart"/>
-      <w:r>
-        <w:rPr>
-          <w:sz w:val="22"/>
-          <w:szCs w:val="22"/>
-        </w:rPr>
-        <w:t>raw.loan_portfolio</w:t>
+      <w:proofErr w:type="gramStart"/>
+      <w:r>
+        <w:rPr>
+          <w:sz w:val="22"/>
+          <w:szCs w:val="22"/>
+        </w:rPr>
+        <w:t>raw.loan</w:t>
+      </w:r>
+      <w:proofErr w:type="gramEnd"/>
+      <w:r>
+        <w:rPr>
+          <w:sz w:val="22"/>
+          <w:szCs w:val="22"/>
+        </w:rPr>
+        <w:t>_portfolio</w:t>
       </w:r>
       <w:proofErr w:type="spellEnd"/>
       <w:r>
@@ -839,7 +969,6 @@
         <w:rPr>
           <w:sz w:val="22"/>
           <w:szCs w:val="22"/>
-          <w:lang w:val="el-GR"/>
         </w:rPr>
       </w:pPr>
       <w:r>
@@ -889,7 +1018,15 @@
           <w:sz w:val="22"/>
           <w:szCs w:val="22"/>
         </w:rPr>
-        <w:t>engine.raw_connection</w:t>
+        <w:t>engine.raw_</w:t>
+      </w:r>
+      <w:proofErr w:type="gramStart"/>
+      <w:r>
+        <w:rPr>
+          <w:sz w:val="22"/>
+          <w:szCs w:val="22"/>
+        </w:rPr>
+        <w:t>connection</w:t>
       </w:r>
       <w:proofErr w:type="spellEnd"/>
       <w:r>
@@ -897,15 +1034,32 @@
           <w:sz w:val="22"/>
           <w:szCs w:val="22"/>
         </w:rPr>
-        <w:t xml:space="preserve">()), streams the CSV file, and executes a COPY </w:t>
+        <w:t>(</w:t>
+      </w:r>
+      <w:proofErr w:type="gramEnd"/>
+      <w:r>
+        <w:rPr>
+          <w:sz w:val="22"/>
+          <w:szCs w:val="22"/>
+        </w:rPr>
+        <w:t xml:space="preserve">)), streams the CSV file, and executes a COPY </w:t>
       </w:r>
       <w:proofErr w:type="spellStart"/>
-      <w:r>
-        <w:rPr>
-          <w:sz w:val="22"/>
-          <w:szCs w:val="22"/>
-        </w:rPr>
-        <w:t>raw.loan_portfolio</w:t>
+      <w:proofErr w:type="gramStart"/>
+      <w:r>
+        <w:rPr>
+          <w:sz w:val="22"/>
+          <w:szCs w:val="22"/>
+        </w:rPr>
+        <w:t>raw.loan</w:t>
+      </w:r>
+      <w:proofErr w:type="gramEnd"/>
+      <w:r>
+        <w:rPr>
+          <w:sz w:val="22"/>
+          <w:szCs w:val="22"/>
+        </w:rPr>
+        <w:t>_portfolio</w:t>
       </w:r>
       <w:proofErr w:type="spellEnd"/>
       <w:r>
@@ -952,7 +1106,6 @@
         <w:rPr>
           <w:sz w:val="22"/>
           <w:szCs w:val="22"/>
-          <w:lang w:val="el-GR"/>
         </w:rPr>
       </w:pPr>
       <w:r>
@@ -963,12 +1116,21 @@
         <w:t xml:space="preserve">Upon successful completion of the COPY operation, the transaction is committed and the database connection is closed, resulting in a fully populated </w:t>
       </w:r>
       <w:proofErr w:type="spellStart"/>
-      <w:r>
-        <w:rPr>
-          <w:sz w:val="22"/>
-          <w:szCs w:val="22"/>
-        </w:rPr>
-        <w:t>raw.loan_portfolio</w:t>
+      <w:proofErr w:type="gramStart"/>
+      <w:r>
+        <w:rPr>
+          <w:sz w:val="22"/>
+          <w:szCs w:val="22"/>
+        </w:rPr>
+        <w:t>raw.loan</w:t>
+      </w:r>
+      <w:proofErr w:type="gramEnd"/>
+      <w:r>
+        <w:rPr>
+          <w:sz w:val="22"/>
+          <w:szCs w:val="22"/>
+        </w:rPr>
+        <w:t>_portfolio</w:t>
       </w:r>
       <w:proofErr w:type="spellEnd"/>
       <w:r>
@@ -988,14 +1150,25 @@
           <w:szCs w:val="22"/>
         </w:rPr>
       </w:pPr>
-      <w:r>
-        <w:rPr>
-          <w:b/>
-          <w:bCs/>
-          <w:sz w:val="22"/>
-          <w:szCs w:val="22"/>
-        </w:rPr>
-        <w:t>Execution Environment and Infrastructure Setup</w:t>
+      <w:proofErr w:type="gramStart"/>
+      <w:r>
+        <w:rPr>
+          <w:b/>
+          <w:bCs/>
+          <w:sz w:val="22"/>
+          <w:szCs w:val="22"/>
+        </w:rPr>
+        <w:t>Execution Environment</w:t>
+      </w:r>
+      <w:proofErr w:type="gramEnd"/>
+      <w:r>
+        <w:rPr>
+          <w:b/>
+          <w:bCs/>
+          <w:sz w:val="22"/>
+          <w:szCs w:val="22"/>
+        </w:rPr>
+        <w:t xml:space="preserve"> and Infrastructure Setup</w:t>
       </w:r>
     </w:p>
     <w:p>
@@ -1097,15 +1270,46 @@
           <w:sz w:val="22"/>
           <w:szCs w:val="22"/>
         </w:rPr>
-        <w:t>The EDA phase serves a dual methodological role. First, it functions as a diagnostic process that evaluates the structure, completeness, and statistical properties of the loan-level data. Second, it acts as a validation layer that links theoretical constructs from credit-risk literature—such as exposure size, borrower affordability, credit quality, and default behavior—to their empirical representations within the dataset. In this sense, the EDA stage constitutes a necessary prerequisite for both feature engineering and the design of analytically meaningful KPIs.</w:t>
-      </w:r>
-    </w:p>
-    <w:p>
-      <w:pPr>
-        <w:rPr>
-          <w:sz w:val="22"/>
-          <w:szCs w:val="22"/>
-          <w:lang w:val="el-GR"/>
+        <w:t xml:space="preserve">The EDA phase serves a dual methodological role. First, it functions as a diagnostic process that evaluates the structure, completeness, and statistical properties of the loan-level data. Second, it acts as a validation layer that links theoretical </w:t>
+      </w:r>
+      <w:proofErr w:type="gramStart"/>
+      <w:r>
+        <w:rPr>
+          <w:sz w:val="22"/>
+          <w:szCs w:val="22"/>
+        </w:rPr>
+        <w:t>constructs</w:t>
+      </w:r>
+      <w:proofErr w:type="gramEnd"/>
+      <w:r>
+        <w:rPr>
+          <w:sz w:val="22"/>
+          <w:szCs w:val="22"/>
+        </w:rPr>
+        <w:t xml:space="preserve"> from credit-risk literature—such as exposure size, borrower affordability, credit quality, and default behavior—to their empirical representations within the dataset. In this sense, the EDA stage constitutes </w:t>
+      </w:r>
+      <w:proofErr w:type="gramStart"/>
+      <w:r>
+        <w:rPr>
+          <w:sz w:val="22"/>
+          <w:szCs w:val="22"/>
+        </w:rPr>
+        <w:t>a necessary prerequisite</w:t>
+      </w:r>
+      <w:proofErr w:type="gramEnd"/>
+      <w:r>
+        <w:rPr>
+          <w:sz w:val="22"/>
+          <w:szCs w:val="22"/>
+        </w:rPr>
+        <w:t xml:space="preserve"> for both feature engineering and the design of analytically meaningful KPIs.</w:t>
+      </w:r>
+    </w:p>
+    <w:p>
+      <w:pPr>
+        <w:rPr>
+          <w:sz w:val="22"/>
+          <w:szCs w:val="22"/>
         </w:rPr>
       </w:pPr>
       <w:r>
@@ -1234,7 +1438,6 @@
         <w:rPr>
           <w:sz w:val="22"/>
           <w:szCs w:val="22"/>
-          <w:lang w:val="el-GR"/>
         </w:rPr>
       </w:pPr>
       <w:r>
@@ -1292,15 +1495,30 @@
           <w:sz w:val="22"/>
           <w:szCs w:val="22"/>
         </w:rPr>
-        <w:t>Interest rate distributions were examined to understand portfolio pricing dynamics and risk segmentation. The observed spread in interest rates reflected differentiation across credit grades, consistent with risk-based pricing practices documented in the literature. Loan term distributions, primarily concentrated in standard maturities, supported their suitability for aggregation and time-based analysis.</w:t>
-      </w:r>
-    </w:p>
-    <w:p>
-      <w:pPr>
-        <w:rPr>
-          <w:sz w:val="22"/>
-          <w:szCs w:val="22"/>
-          <w:lang w:val="el-GR"/>
+        <w:t xml:space="preserve">Interest rate distributions were examined to understand portfolio pricing dynamics and risk segmentation. The observed spread in interest rates reflected differentiation across credit grades, consistent with risk-based pricing practices documented in the literature. Loan term distributions, primarily concentrated </w:t>
+      </w:r>
+      <w:proofErr w:type="gramStart"/>
+      <w:r>
+        <w:rPr>
+          <w:sz w:val="22"/>
+          <w:szCs w:val="22"/>
+        </w:rPr>
+        <w:t>in</w:t>
+      </w:r>
+      <w:proofErr w:type="gramEnd"/>
+      <w:r>
+        <w:rPr>
+          <w:sz w:val="22"/>
+          <w:szCs w:val="22"/>
+        </w:rPr>
+        <w:t xml:space="preserve"> standard maturities, supported their suitability for aggregation and time-based analysis.</w:t>
+      </w:r>
+    </w:p>
+    <w:p>
+      <w:pPr>
+        <w:rPr>
+          <w:sz w:val="22"/>
+          <w:szCs w:val="22"/>
         </w:rPr>
       </w:pPr>
       <w:r>
@@ -1342,15 +1560,30 @@
           <w:sz w:val="22"/>
           <w:szCs w:val="22"/>
         </w:rPr>
-        <w:t>Borrower financial variables—including annual income, debt-to-income (DTI) ratio, and revolving credit utilization—were analyzed to assess borrower affordability and leverage profiles. Annual income exhibited significant positive skewness, with a small number of high-income borrowers potentially exerting disproportionate influence on portfolio averages. This observation motivated the later application of log transformations and ratio-based features to ensure robust aggregation.</w:t>
-      </w:r>
-    </w:p>
-    <w:p>
-      <w:pPr>
-        <w:rPr>
-          <w:sz w:val="22"/>
-          <w:szCs w:val="22"/>
-          <w:lang w:val="el-GR"/>
+        <w:t xml:space="preserve">Borrower financial </w:t>
+      </w:r>
+      <w:proofErr w:type="gramStart"/>
+      <w:r>
+        <w:rPr>
+          <w:sz w:val="22"/>
+          <w:szCs w:val="22"/>
+        </w:rPr>
+        <w:t>variables—</w:t>
+      </w:r>
+      <w:proofErr w:type="gramEnd"/>
+      <w:r>
+        <w:rPr>
+          <w:sz w:val="22"/>
+          <w:szCs w:val="22"/>
+        </w:rPr>
+        <w:t>including annual income, debt-to-income (DTI) ratio, and revolving credit utilization—were analyzed to assess borrower affordability and leverage profiles. Annual income exhibited significant positive skewness, with a small number of high-income borrowers potentially exerting disproportionate influence on portfolio averages. This observation motivated the later application of log transformations and ratio-based features to ensure robust aggregation.</w:t>
+      </w:r>
+    </w:p>
+    <w:p>
+      <w:pPr>
+        <w:rPr>
+          <w:sz w:val="22"/>
+          <w:szCs w:val="22"/>
         </w:rPr>
       </w:pPr>
       <w:r>
@@ -1408,15 +1641,30 @@
         <w:rPr>
           <w:sz w:val="22"/>
           <w:szCs w:val="22"/>
-          <w:lang w:val="el-GR"/>
-        </w:rPr>
-      </w:pPr>
-      <w:r>
-        <w:rPr>
-          <w:sz w:val="22"/>
-          <w:szCs w:val="22"/>
-        </w:rPr>
-        <w:t>The length of credit history, in particular, provided a temporal dimension that complements loan origination data. Its distribution supported the construction of derived measures capturing borrower credit maturity, which were later incorporated into feature engineering. The absence of excessive missingness in these variables confirmed their analytical usability.</w:t>
+        </w:rPr>
+      </w:pPr>
+      <w:r>
+        <w:rPr>
+          <w:sz w:val="22"/>
+          <w:szCs w:val="22"/>
+        </w:rPr>
+        <w:t>The length of credit history</w:t>
+      </w:r>
+      <w:proofErr w:type="gramStart"/>
+      <w:r>
+        <w:rPr>
+          <w:sz w:val="22"/>
+          <w:szCs w:val="22"/>
+        </w:rPr>
+        <w:t>, in particular, provided</w:t>
+      </w:r>
+      <w:proofErr w:type="gramEnd"/>
+      <w:r>
+        <w:rPr>
+          <w:sz w:val="22"/>
+          <w:szCs w:val="22"/>
+        </w:rPr>
+        <w:t xml:space="preserve"> a temporal dimension that complements loan origination data. Its distribution supported the construction of derived measures capturing borrower credit maturity, which were later incorporated into feature engineering. The absence of excessive missingness in these variables confirmed their analytical usability.</w:t>
       </w:r>
     </w:p>
     <w:p>
@@ -1458,7 +1706,6 @@
         <w:rPr>
           <w:sz w:val="22"/>
           <w:szCs w:val="22"/>
-          <w:lang w:val="el-GR"/>
         </w:rPr>
       </w:pPr>
       <w:r>
@@ -1508,7 +1755,6 @@
         <w:rPr>
           <w:sz w:val="22"/>
           <w:szCs w:val="22"/>
-          <w:lang w:val="el-GR"/>
         </w:rPr>
       </w:pPr>
       <w:r>
@@ -1566,7 +1812,23 @@
           <w:szCs w:val="22"/>
         </w:rPr>
         <w:lastRenderedPageBreak/>
-        <w:t>By systematically linking raw data properties to analytical design decisions, the EDA phase ensures that subsequent feature engineering and KPI computation are not ad hoc, but empirically justified and methodologically transparent. The insights obtained during this phase directly guided the feature engineering and data standardization process, which is described in the following section.</w:t>
+        <w:t xml:space="preserve">By systematically linking raw data properties to analytical design decisions, the EDA phase ensures that subsequent feature engineering and KPI computation are not </w:t>
+      </w:r>
+      <w:proofErr w:type="gramStart"/>
+      <w:r>
+        <w:rPr>
+          <w:sz w:val="22"/>
+          <w:szCs w:val="22"/>
+        </w:rPr>
+        <w:t>ad hoc, but</w:t>
+      </w:r>
+      <w:proofErr w:type="gramEnd"/>
+      <w:r>
+        <w:rPr>
+          <w:sz w:val="22"/>
+          <w:szCs w:val="22"/>
+        </w:rPr>
+        <w:t xml:space="preserve"> empirically justified and methodologically transparent. The insights obtained during this phase directly guided the feature engineering and data standardization process, which is described in the following section.</w:t>
       </w:r>
     </w:p>
     <w:p>
@@ -1600,7 +1862,23 @@
           <w:sz w:val="22"/>
           <w:szCs w:val="22"/>
         </w:rPr>
-        <w:t>Building on the insights obtained during the exploratory data analysis phase, a structured feature engineering and data standardization process was applied in order to construct a curated dataset specifically designed for loan portfolio monitoring and KPI computation. The primary objective of this stage was not the development of predictive models, but the creation of a stable, interpretable, and aggregation-ready analytical dataset that could be reliably stored in a relational database and consumed by downstream analytical and reporting components.</w:t>
+        <w:t xml:space="preserve">Building on the insights obtained during the exploratory data analysis phase, a structured feature engineering and data standardization process was applied </w:t>
+      </w:r>
+      <w:proofErr w:type="gramStart"/>
+      <w:r>
+        <w:rPr>
+          <w:sz w:val="22"/>
+          <w:szCs w:val="22"/>
+        </w:rPr>
+        <w:t>in order to</w:t>
+      </w:r>
+      <w:proofErr w:type="gramEnd"/>
+      <w:r>
+        <w:rPr>
+          <w:sz w:val="22"/>
+          <w:szCs w:val="22"/>
+        </w:rPr>
+        <w:t xml:space="preserve"> construct a curated dataset specifically designed for loan portfolio monitoring and KPI computation. The primary objective of this stage was not the development of predictive models, but the creation of a stable, interpretable, and aggregation-ready analytical dataset that could be reliably stored in a relational database and consumed by downstream analytical and reporting components.</w:t>
       </w:r>
     </w:p>
     <w:p>
@@ -1649,7 +1927,23 @@
           <w:sz w:val="22"/>
           <w:szCs w:val="22"/>
         </w:rPr>
-        <w:t>Ordinal categorical variables with inherent ranking semantics were systematically transformed into numerical representations that preserve their underlying domain meaning. Loan term values were converted into numeric month representations, allowing direct comparison across different contractual maturities. Employment length, originally recorded as categorical ranges, was mapped into years of experience in order to reflect borrower stability in a continuous and interpretable form. Similarly, credit grades and sub-grades were encoded into ordinal risk scales that reflect increasing levels of credit risk.</w:t>
+        <w:t xml:space="preserve">Ordinal categorical variables with inherent ranking semantics were systematically transformed into numerical representations that preserve their underlying domain meaning. Loan term values were converted into numeric month representations, allowing direct comparison across different contractual maturities. Employment length, originally recorded as categorical ranges, was mapped into years of experience </w:t>
+      </w:r>
+      <w:proofErr w:type="gramStart"/>
+      <w:r>
+        <w:rPr>
+          <w:sz w:val="22"/>
+          <w:szCs w:val="22"/>
+        </w:rPr>
+        <w:t>in order to</w:t>
+      </w:r>
+      <w:proofErr w:type="gramEnd"/>
+      <w:r>
+        <w:rPr>
+          <w:sz w:val="22"/>
+          <w:szCs w:val="22"/>
+        </w:rPr>
+        <w:t xml:space="preserve"> reflect borrower stability in a continuous and interpretable form. Similarly, credit grades and sub-grades were encoded into ordinal risk scales that reflect increasing levels of credit risk.</w:t>
       </w:r>
     </w:p>
     <w:p>
@@ -1778,7 +2072,23 @@
           <w:sz w:val="22"/>
           <w:szCs w:val="22"/>
         </w:rPr>
-        <w:t>Selected numerical variables were further standardized using z-score normalization in order to ensure comparability across features with different units and scales. This standardization step supports consistent aggregation and downstream analytical operations without altering the underlying economic interpretation of the variables.</w:t>
+        <w:t xml:space="preserve">Selected numerical variables were further standardized using z-score normalization </w:t>
+      </w:r>
+      <w:proofErr w:type="gramStart"/>
+      <w:r>
+        <w:rPr>
+          <w:sz w:val="22"/>
+          <w:szCs w:val="22"/>
+        </w:rPr>
+        <w:t>in order to</w:t>
+      </w:r>
+      <w:proofErr w:type="gramEnd"/>
+      <w:r>
+        <w:rPr>
+          <w:sz w:val="22"/>
+          <w:szCs w:val="22"/>
+        </w:rPr>
+        <w:t xml:space="preserve"> ensure comparability across features with different units and scales. This standardization step supports consistent aggregation and downstream analytical operations without altering the underlying economic interpretation of the variables.</w:t>
       </w:r>
     </w:p>
     <w:p>
@@ -1862,7 +2172,23 @@
           <w:sz w:val="22"/>
           <w:szCs w:val="22"/>
         </w:rPr>
-        <w:t>Following the completion of all transformation steps, a final feature selection phase was applied to construct the definitive analytical dataset. The resulting feature set includes loan identifiers, borrower financial attributes, loan contractual characteristics, derived temporal variables, encoded categorical features, and loan performance indicators required for KPI computation. Redundant or analytically irrelevant variables were excluded in order to maintain a compact and coherent schema.</w:t>
+        <w:t xml:space="preserve">Following the completion of all transformation steps, a final feature selection phase was applied to construct the definitive analytical dataset. The resulting feature set includes loan identifiers, borrower financial attributes, loan contractual characteristics, derived temporal variables, encoded categorical features, and loan performance indicators required for KPI computation. Redundant or analytically irrelevant variables were excluded </w:t>
+      </w:r>
+      <w:proofErr w:type="gramStart"/>
+      <w:r>
+        <w:rPr>
+          <w:sz w:val="22"/>
+          <w:szCs w:val="22"/>
+        </w:rPr>
+        <w:t>in order to</w:t>
+      </w:r>
+      <w:proofErr w:type="gramEnd"/>
+      <w:r>
+        <w:rPr>
+          <w:sz w:val="22"/>
+          <w:szCs w:val="22"/>
+        </w:rPr>
+        <w:t xml:space="preserve"> maintain a compact and coherent schema.</w:t>
       </w:r>
     </w:p>
     <w:p>
@@ -1987,7 +2313,15 @@
           <w:sz w:val="22"/>
           <w:szCs w:val="22"/>
         </w:rPr>
-        <w:t xml:space="preserve">The ingestion of data into the staging schema was implemented in Python using a dedicated loading script which functions as a strict quality gate. To ensure the integrity of the data promotion, the script performs a comprehensive column sanity check, comparing the input CSV structure against a predefined schema definition, known as STAGING_DTYPES. Any missing mandatory columns trigger an immediate pipeline termination via a </w:t>
+        <w:t xml:space="preserve">The ingestion of data into the staging schema was implemented in Python using a dedicated loading script which functions as a strict quality gate. To ensure the integrity of the data promotion, the script performs a comprehensive column sanity check, comparing the input CSV structure against a predefined schema definition, known as STAGING_DTYPES. Any missing mandatory columns trigger an immediate pipeline termination via </w:t>
+      </w:r>
+      <w:proofErr w:type="gramStart"/>
+      <w:r>
+        <w:rPr>
+          <w:sz w:val="22"/>
+          <w:szCs w:val="22"/>
+        </w:rPr>
+        <w:t xml:space="preserve">a </w:t>
       </w:r>
       <w:proofErr w:type="spellStart"/>
       <w:r>
@@ -1998,6 +2332,7 @@
         <w:t>ValueError</w:t>
       </w:r>
       <w:proofErr w:type="spellEnd"/>
+      <w:proofErr w:type="gramEnd"/>
       <w:r>
         <w:rPr>
           <w:sz w:val="22"/>
@@ -2049,15 +2384,27 @@
           <w:bCs/>
           <w:sz w:val="22"/>
           <w:szCs w:val="22"/>
-        </w:rPr>
-      </w:pPr>
-      <w:r>
-        <w:rPr>
-          <w:b/>
-          <w:bCs/>
-          <w:sz w:val="22"/>
-          <w:szCs w:val="22"/>
-        </w:rPr>
+          <w:lang w:val="el-GR"/>
+        </w:rPr>
+      </w:pPr>
+    </w:p>
+    <w:p>
+      <w:pPr>
+        <w:rPr>
+          <w:b/>
+          <w:bCs/>
+          <w:sz w:val="22"/>
+          <w:szCs w:val="22"/>
+        </w:rPr>
+      </w:pPr>
+      <w:r>
+        <w:rPr>
+          <w:b/>
+          <w:bCs/>
+          <w:sz w:val="22"/>
+          <w:szCs w:val="22"/>
+        </w:rPr>
+        <w:lastRenderedPageBreak/>
         <w:t>Python-Based Loading Mechanism</w:t>
       </w:r>
     </w:p>
@@ -2073,10 +2420,538 @@
           <w:sz w:val="22"/>
           <w:szCs w:val="22"/>
         </w:rPr>
+        <w:t xml:space="preserve">The staging ingestion process was implemented using the pandas and </w:t>
+      </w:r>
+      <w:proofErr w:type="spellStart"/>
+      <w:r>
+        <w:rPr>
+          <w:sz w:val="22"/>
+          <w:szCs w:val="22"/>
+        </w:rPr>
+        <w:t>SQLAlchemy</w:t>
+      </w:r>
+      <w:proofErr w:type="spellEnd"/>
+      <w:r>
+        <w:rPr>
+          <w:sz w:val="22"/>
+          <w:szCs w:val="22"/>
+        </w:rPr>
+        <w:t xml:space="preserve"> libraries. Database connectivity is established through the same reusable engine factory (</w:t>
+      </w:r>
+      <w:proofErr w:type="spellStart"/>
+      <w:r>
+        <w:rPr>
+          <w:sz w:val="22"/>
+          <w:szCs w:val="22"/>
+        </w:rPr>
+        <w:t>get_engine</w:t>
+      </w:r>
+      <w:proofErr w:type="spellEnd"/>
+      <w:r>
+        <w:rPr>
+          <w:sz w:val="22"/>
+          <w:szCs w:val="22"/>
+        </w:rPr>
+        <w:t xml:space="preserve">) used across the pipeline, ensuring consistent connection management and centralized configuration via environment variables. Once the processed CSV file is loaded into a </w:t>
+      </w:r>
+      <w:proofErr w:type="gramStart"/>
+      <w:r>
+        <w:rPr>
+          <w:sz w:val="22"/>
+          <w:szCs w:val="22"/>
+        </w:rPr>
+        <w:t xml:space="preserve">pandas </w:t>
+      </w:r>
+      <w:proofErr w:type="spellStart"/>
+      <w:r>
+        <w:rPr>
+          <w:sz w:val="22"/>
+          <w:szCs w:val="22"/>
+        </w:rPr>
+        <w:t>DataFrame</w:t>
+      </w:r>
+      <w:proofErr w:type="spellEnd"/>
+      <w:proofErr w:type="gramEnd"/>
+      <w:r>
+        <w:rPr>
+          <w:sz w:val="22"/>
+          <w:szCs w:val="22"/>
+        </w:rPr>
+        <w:t xml:space="preserve">, the dataset is written to PostgreSQL using the </w:t>
+      </w:r>
+      <w:proofErr w:type="spellStart"/>
+      <w:r>
+        <w:rPr>
+          <w:sz w:val="22"/>
+          <w:szCs w:val="22"/>
+        </w:rPr>
+        <w:t>to_sql</w:t>
+      </w:r>
+      <w:proofErr w:type="spellEnd"/>
+      <w:r>
+        <w:rPr>
+          <w:sz w:val="22"/>
+          <w:szCs w:val="22"/>
+        </w:rPr>
+        <w:t xml:space="preserve"> method with enforced SQL data types to maintain strict schema consistency.</w:t>
+      </w:r>
+      <w:r>
+        <w:rPr>
+          <w:sz w:val="22"/>
+          <w:szCs w:val="22"/>
+        </w:rPr>
+        <w:t xml:space="preserve"> </w:t>
+      </w:r>
+      <w:r>
+        <w:rPr>
+          <w:sz w:val="22"/>
+          <w:szCs w:val="22"/>
+        </w:rPr>
+        <w:t>To guarantee determinism and eliminate the risk of schema drift or partial updates, the staging table is fully replaced on every execution of the loading script (</w:t>
+      </w:r>
+      <w:proofErr w:type="spellStart"/>
+      <w:r>
+        <w:rPr>
+          <w:sz w:val="22"/>
+          <w:szCs w:val="22"/>
+        </w:rPr>
+        <w:t>if_exists</w:t>
+      </w:r>
+      <w:proofErr w:type="spellEnd"/>
+      <w:r>
+        <w:rPr>
+          <w:sz w:val="22"/>
+          <w:szCs w:val="22"/>
+        </w:rPr>
+        <w:t>="replace"). Furthermore, to optimize performance for high-volume data, the loading process utilizes batch insertion (chunking), ensuring memory efficiency and stability within the containerized execution environment. Indexes are intentionally omitted at this stage, as the staging layer is optimized for controlled transformations and validation rather than high-performance querying.</w:t>
+      </w:r>
+      <w:r>
+        <w:rPr>
+          <w:sz w:val="22"/>
+          <w:szCs w:val="22"/>
+        </w:rPr>
+        <w:t xml:space="preserve"> </w:t>
+      </w:r>
+      <w:r>
+        <w:rPr>
+          <w:sz w:val="22"/>
+          <w:szCs w:val="22"/>
+        </w:rPr>
+        <w:t>Indexing and performance optimization are deferred to the analytics layer, where access patterns and consumption requirements are fully defined.</w:t>
+      </w:r>
+    </w:p>
+    <w:p>
+      <w:pPr>
+        <w:rPr>
+          <w:b/>
+          <w:bCs/>
+          <w:sz w:val="22"/>
+          <w:szCs w:val="22"/>
+        </w:rPr>
+      </w:pPr>
+      <w:r>
+        <w:rPr>
+          <w:b/>
+          <w:bCs/>
+          <w:sz w:val="22"/>
+          <w:szCs w:val="22"/>
+        </w:rPr>
+        <w:t>Role of the Staging Layer in the Pipeline</w:t>
+      </w:r>
+    </w:p>
+    <w:p>
+      <w:pPr>
+        <w:rPr>
+          <w:sz w:val="22"/>
+          <w:szCs w:val="22"/>
+        </w:rPr>
+      </w:pPr>
+      <w:r>
+        <w:rPr>
+          <w:sz w:val="22"/>
+          <w:szCs w:val="22"/>
+        </w:rPr>
+        <w:t>The staging schema functions as a contractual boundary between Python-based data preparation and SQL-based analytical computation. All tables in the staging layer adhere to a well-defined structure, contain typed and semantically meaningful fields, and are suitable for direct use in KPI calculations.</w:t>
+      </w:r>
+    </w:p>
+    <w:p>
+      <w:pPr>
+        <w:rPr>
+          <w:sz w:val="22"/>
+          <w:szCs w:val="22"/>
+        </w:rPr>
+      </w:pPr>
+      <w:r>
+        <w:rPr>
+          <w:sz w:val="22"/>
+          <w:szCs w:val="22"/>
+        </w:rPr>
+        <w:t xml:space="preserve">By isolating feature engineering outside the database and loading only finalized datasets into staging, the pipeline achieves a clear separation of responsibilities. Python is used for exploratory analysis, complex transformations, and feature construction, while PostgreSQL is used for structured storage, aggregation, validation, and KPI exposure. The resulting </w:t>
+      </w:r>
+      <w:proofErr w:type="spellStart"/>
+      <w:proofErr w:type="gramStart"/>
+      <w:r>
+        <w:rPr>
+          <w:sz w:val="22"/>
+          <w:szCs w:val="22"/>
+        </w:rPr>
+        <w:t>staging.loan</w:t>
+      </w:r>
+      <w:proofErr w:type="gramEnd"/>
+      <w:r>
+        <w:rPr>
+          <w:sz w:val="22"/>
+          <w:szCs w:val="22"/>
+        </w:rPr>
+        <w:t>_portfolio_features</w:t>
+      </w:r>
+      <w:proofErr w:type="spellEnd"/>
+      <w:r>
+        <w:rPr>
+          <w:sz w:val="22"/>
+          <w:szCs w:val="22"/>
+        </w:rPr>
+        <w:t xml:space="preserve"> table serves as the single source of truth for downstream analytical operations. This design establishes the staging layer as a stable and contractually defined interface upon which the analytics schema and all subsequent KPI computations and API exposure are built, ensuring reproducibility, auditability, and analytical consistency.</w:t>
+      </w:r>
+    </w:p>
+    <w:p>
+      <w:pPr>
+        <w:rPr>
+          <w:sz w:val="22"/>
+          <w:szCs w:val="22"/>
+        </w:rPr>
+      </w:pPr>
+      <w:r>
+        <w:rPr>
+          <w:sz w:val="22"/>
+          <w:szCs w:val="22"/>
+        </w:rPr>
+        <w:t>To bridge the gap between flat-file storage and relational database requirements, an intermediate data-typing stage was implemented via the make_typed_kpi_csv.py script. This process acts as a final pre-processing layer that enforces strict semantic types on the feature-engineered dataset. Specifically, it standardizes temporal fields into ISO-compliant timestamps and ensures that numerical attributes are cast into appropriate formats (e.g., nullable Int64 for discrete variables and float for continuous metrics). This explicit typing step ensures that the subsequent database ingestion is deterministic and that all analytical fields are correctly interpreted by the PostgreSQL engine during KPI computation</w:t>
+      </w:r>
+      <w:r>
+        <w:rPr>
+          <w:sz w:val="22"/>
+          <w:szCs w:val="22"/>
+        </w:rPr>
+        <w:t>.</w:t>
+      </w:r>
+    </w:p>
+    <w:p>
+      <w:pPr>
+        <w:rPr>
+          <w:b/>
+          <w:bCs/>
+          <w:sz w:val="22"/>
+          <w:szCs w:val="22"/>
+        </w:rPr>
+      </w:pPr>
+      <w:r>
+        <w:rPr>
+          <w:b/>
+          <w:bCs/>
+          <w:sz w:val="22"/>
+          <w:szCs w:val="22"/>
+        </w:rPr>
+        <w:t>3.3.4 Analytics Schema Design, Data Promotion and KPI Computation</w:t>
+      </w:r>
+    </w:p>
+    <w:p>
+      <w:pPr>
+        <w:rPr>
+          <w:sz w:val="22"/>
+          <w:szCs w:val="22"/>
+        </w:rPr>
+      </w:pPr>
+      <w:r>
+        <w:rPr>
+          <w:sz w:val="22"/>
+          <w:szCs w:val="22"/>
+        </w:rPr>
+        <w:t xml:space="preserve">Within the analytics schema, the </w:t>
+      </w:r>
+      <w:proofErr w:type="spellStart"/>
+      <w:r>
+        <w:rPr>
+          <w:sz w:val="22"/>
+          <w:szCs w:val="22"/>
+        </w:rPr>
+        <w:t>loan_portfolio_features</w:t>
+      </w:r>
+      <w:proofErr w:type="spellEnd"/>
+      <w:r>
+        <w:rPr>
+          <w:sz w:val="22"/>
+          <w:szCs w:val="22"/>
+        </w:rPr>
+        <w:t xml:space="preserve"> table constitutes the authoritative analytical dataset of the pipeline. This table represents the fully validated and semantically </w:t>
+      </w:r>
+      <w:r>
+        <w:rPr>
+          <w:sz w:val="22"/>
+          <w:szCs w:val="22"/>
+        </w:rPr>
         <w:lastRenderedPageBreak/>
-        <w:t xml:space="preserve">The staging ingestion process was implemented using the pandas and </w:t>
+        <w:t>consistent loan-level representation upon which portfolio-level indicators are computed. Upstream data-quality control</w:t>
+      </w:r>
+      <w:r>
+        <w:rPr>
+          <w:sz w:val="22"/>
+          <w:szCs w:val="22"/>
+        </w:rPr>
+        <w:t>s</w:t>
+      </w:r>
+      <w:r>
+        <w:rPr>
+          <w:sz w:val="22"/>
+          <w:szCs w:val="22"/>
+        </w:rPr>
+        <w:t>, feature transformations, and standardization steps converge at this stage, ensuring that all downstream analytics operate on a governed and reproducible foundation.</w:t>
+      </w:r>
+    </w:p>
+    <w:p>
+      <w:pPr>
+        <w:rPr>
+          <w:sz w:val="22"/>
+          <w:szCs w:val="22"/>
+        </w:rPr>
+      </w:pPr>
+      <w:r>
+        <w:rPr>
+          <w:sz w:val="22"/>
+          <w:szCs w:val="22"/>
+        </w:rPr>
+        <w:t xml:space="preserve">In the current implementation, KPI computation is performed primarily through query-based aggregations executed directly on </w:t>
       </w:r>
       <w:proofErr w:type="spellStart"/>
+      <w:proofErr w:type="gramStart"/>
+      <w:r>
+        <w:rPr>
+          <w:sz w:val="22"/>
+          <w:szCs w:val="22"/>
+        </w:rPr>
+        <w:t>analytics.loan</w:t>
+      </w:r>
+      <w:proofErr w:type="gramEnd"/>
+      <w:r>
+        <w:rPr>
+          <w:sz w:val="22"/>
+          <w:szCs w:val="22"/>
+        </w:rPr>
+        <w:t>_portfolio_features</w:t>
+      </w:r>
+      <w:proofErr w:type="spellEnd"/>
+      <w:r>
+        <w:rPr>
+          <w:sz w:val="22"/>
+          <w:szCs w:val="22"/>
+        </w:rPr>
+        <w:t xml:space="preserve">. Rather than persisting KPI results as separate “summary” tables as part of the automated workflow, the methodology follows a single-source-of-truth approach: the analytics feature table </w:t>
+      </w:r>
+      <w:proofErr w:type="gramStart"/>
+      <w:r>
+        <w:rPr>
+          <w:sz w:val="22"/>
+          <w:szCs w:val="22"/>
+        </w:rPr>
+        <w:t>is materialized</w:t>
+      </w:r>
+      <w:proofErr w:type="gramEnd"/>
+      <w:r>
+        <w:rPr>
+          <w:sz w:val="22"/>
+          <w:szCs w:val="22"/>
+        </w:rPr>
+        <w:t>, and portfolio KPIs are derived dynamically using explicit aggregation logic. This design ensures that KPI results always reflect the latest validated analytical state produced by the pipeline execution.</w:t>
+      </w:r>
+    </w:p>
+    <w:p>
+      <w:pPr>
+        <w:rPr>
+          <w:sz w:val="22"/>
+          <w:szCs w:val="22"/>
+        </w:rPr>
+      </w:pPr>
+      <w:r>
+        <w:rPr>
+          <w:sz w:val="22"/>
+          <w:szCs w:val="22"/>
+        </w:rPr>
+        <w:t>The KPI definitions applied in this thesis are consistent across runs and are implemented transparently as SQL aggregation logic (e.g., default-rate calculation based on a supervisory-aligned default proxy, portfolio growth using time-based aggregation and window functions, and grade-based distribution using standardized credit-grade fields). Because the KPI logic is expressed explicitly and executed against a stable, contractually defined analytics table, the approach remains reproducible and audit-ready without requiring the additional persistence of intermediate KPI summary tables within the orchestration flow.</w:t>
+      </w:r>
+      <w:r>
+        <w:rPr>
+          <w:sz w:val="22"/>
+          <w:szCs w:val="22"/>
+        </w:rPr>
+        <w:t xml:space="preserve"> </w:t>
+      </w:r>
+      <w:r>
+        <w:rPr>
+          <w:sz w:val="22"/>
+          <w:szCs w:val="22"/>
+        </w:rPr>
+        <w:t>For reporting convenience, KPI outputs may additionally be exported or materialized ad hoc (e.g., during exploratory reporting) outside the orchestrated pipeline; however, such materialization is not part of the core automated execution path.</w:t>
+      </w:r>
+    </w:p>
+    <w:p>
+      <w:pPr>
+        <w:rPr>
+          <w:b/>
+          <w:bCs/>
+          <w:sz w:val="22"/>
+          <w:szCs w:val="22"/>
+        </w:rPr>
+      </w:pPr>
+      <w:r>
+        <w:rPr>
+          <w:b/>
+          <w:bCs/>
+          <w:sz w:val="22"/>
+          <w:szCs w:val="22"/>
+        </w:rPr>
+        <w:t>3.3.5 API Layer Design and KPI Exposure</w:t>
+      </w:r>
+    </w:p>
+    <w:p>
+      <w:pPr>
+        <w:rPr>
+          <w:sz w:val="22"/>
+          <w:szCs w:val="22"/>
+        </w:rPr>
+      </w:pPr>
+      <w:r>
+        <w:rPr>
+          <w:sz w:val="22"/>
+          <w:szCs w:val="22"/>
+        </w:rPr>
+        <w:t>The final layer of the implemented pipeline concerns the exposure of portfolio-level KPIs through a dedicated application programming interface (API), transforming the analytics schema from a passive analytical repository into an active, service-oriented component. This layer operationalizes the analytical outputs of the pipeline and enables their direct consumption by downstream applications, reporting tools, and analytical users, thereby completing the transition from data storage to actionable insights.</w:t>
+      </w:r>
+    </w:p>
+    <w:p>
+      <w:pPr>
+        <w:rPr>
+          <w:sz w:val="22"/>
+          <w:szCs w:val="22"/>
+        </w:rPr>
+      </w:pPr>
+      <w:r>
+        <w:rPr>
+          <w:sz w:val="22"/>
+          <w:szCs w:val="22"/>
+        </w:rPr>
+        <w:t xml:space="preserve">The design of the API layer follows a dynamic KPI computation architecture built upon a single authoritative analytical dataset. The </w:t>
+      </w:r>
+      <w:proofErr w:type="spellStart"/>
+      <w:proofErr w:type="gramStart"/>
+      <w:r>
+        <w:rPr>
+          <w:sz w:val="22"/>
+          <w:szCs w:val="22"/>
+        </w:rPr>
+        <w:t>analytics.loan</w:t>
+      </w:r>
+      <w:proofErr w:type="gramEnd"/>
+      <w:r>
+        <w:rPr>
+          <w:sz w:val="22"/>
+          <w:szCs w:val="22"/>
+        </w:rPr>
+        <w:t>_portfolio_features</w:t>
+      </w:r>
+      <w:proofErr w:type="spellEnd"/>
+      <w:r>
+        <w:rPr>
+          <w:sz w:val="22"/>
+          <w:szCs w:val="22"/>
+        </w:rPr>
+        <w:t xml:space="preserve"> table constitutes the validated and contractually defined analytics layer of the pipeline and serves as the exclusive source for all portfolio-level KPI computations. Rather than persisting precomputed KPI summary tables as part of the automated workflow, the methodology adopts a single-source-of-truth approach, whereby KPIs are derived on demand through explicit aggregation logic executed directly against the analytics feature table.</w:t>
+      </w:r>
+    </w:p>
+    <w:p>
+      <w:pPr>
+        <w:rPr>
+          <w:sz w:val="22"/>
+          <w:szCs w:val="22"/>
+        </w:rPr>
+      </w:pPr>
+      <w:r>
+        <w:rPr>
+          <w:sz w:val="22"/>
+          <w:szCs w:val="22"/>
+        </w:rPr>
+        <w:t xml:space="preserve">This design ensures that all exposed KPIs consistently reflect the most recent validated state of the analytics dataset produced by the pipeline execution. By avoiding redundant materialization of KPI tables within the orchestration layer, the approach minimizes data duplication, reduces </w:t>
+      </w:r>
+      <w:r>
+        <w:rPr>
+          <w:sz w:val="22"/>
+          <w:szCs w:val="22"/>
+        </w:rPr>
+        <w:lastRenderedPageBreak/>
+        <w:t>maintenance complexity, and preserves transparency between analytical definitions and their underlying data sources.</w:t>
+      </w:r>
+    </w:p>
+    <w:p>
+      <w:pPr>
+        <w:rPr>
+          <w:sz w:val="22"/>
+          <w:szCs w:val="22"/>
+        </w:rPr>
+      </w:pPr>
+      <w:r>
+        <w:rPr>
+          <w:sz w:val="22"/>
+          <w:szCs w:val="22"/>
+        </w:rPr>
+        <w:t xml:space="preserve">In parallel, </w:t>
+      </w:r>
+      <w:proofErr w:type="gramStart"/>
+      <w:r>
+        <w:rPr>
+          <w:sz w:val="22"/>
+          <w:szCs w:val="22"/>
+        </w:rPr>
+        <w:t>the architecture</w:t>
+      </w:r>
+      <w:proofErr w:type="gramEnd"/>
+      <w:r>
+        <w:rPr>
+          <w:sz w:val="22"/>
+          <w:szCs w:val="22"/>
+        </w:rPr>
+        <w:t xml:space="preserve"> supports optional ad-hoc KPI materialization outside the orchestrated pipeline, for example during exploratory analysis or reporting workflows. Such materialization may be performed for presentation or documentation purposes but does not constitute part of the automated end-to-end pipeline execution. All operational KPI exposure remains query-based and governed through the analytics schema.</w:t>
+      </w:r>
+    </w:p>
+    <w:p>
+      <w:pPr>
+        <w:rPr>
+          <w:sz w:val="22"/>
+          <w:szCs w:val="22"/>
+        </w:rPr>
+      </w:pPr>
+      <w:r>
+        <w:rPr>
+          <w:sz w:val="22"/>
+          <w:szCs w:val="22"/>
+        </w:rPr>
+        <w:t xml:space="preserve">The API is implemented using </w:t>
+      </w:r>
+      <w:proofErr w:type="spellStart"/>
+      <w:r>
+        <w:rPr>
+          <w:sz w:val="22"/>
+          <w:szCs w:val="22"/>
+        </w:rPr>
+        <w:t>FastAPI</w:t>
+      </w:r>
+      <w:proofErr w:type="spellEnd"/>
+      <w:r>
+        <w:rPr>
+          <w:sz w:val="22"/>
+          <w:szCs w:val="22"/>
+        </w:rPr>
+        <w:t xml:space="preserve"> and follows a modular routing structure in which KPI-specific endpoints encapsulate the required aggregation logic and database interactions. This modular design enhances maintainability and extensibility, allowing new KPIs or analytical endpoints to be introduced without modifying existing services. Database connectivity is managed through </w:t>
+      </w:r>
+      <w:proofErr w:type="spellStart"/>
       <w:r>
         <w:rPr>
           <w:sz w:val="22"/>
@@ -2090,7 +2965,37 @@
           <w:sz w:val="22"/>
           <w:szCs w:val="22"/>
         </w:rPr>
-        <w:t xml:space="preserve"> libraries. Database connectivity is established through the same reusable engine factory (</w:t>
+        <w:t xml:space="preserve"> sessions using a dependency-injection pattern, ensuring proper lifecycle management, controlled resource usage, and transaction safety across API requests.</w:t>
+      </w:r>
+    </w:p>
+    <w:p>
+      <w:pPr>
+        <w:rPr>
+          <w:sz w:val="22"/>
+          <w:szCs w:val="22"/>
+        </w:rPr>
+      </w:pPr>
+      <w:r>
+        <w:rPr>
+          <w:sz w:val="22"/>
+          <w:szCs w:val="22"/>
+        </w:rPr>
+        <w:t>Analytical logic within the API layer is expressed explicitly through parameterized raw SQL queries. This design choice enables full utilization of PostgreSQL’s analytical capabilities, including aggregation functions and window functions for time-based metrics such as Portfolio Growth. By avoiding opaque abstraction layers, the API maintains transparency between analytical definitions and their implementation, facilitating validation, troubleshooting, and future extension of KPI logic.</w:t>
+      </w:r>
+    </w:p>
+    <w:p>
+      <w:pPr>
+        <w:rPr>
+          <w:sz w:val="22"/>
+          <w:szCs w:val="22"/>
+        </w:rPr>
+      </w:pPr>
+      <w:r>
+        <w:rPr>
+          <w:sz w:val="22"/>
+          <w:szCs w:val="22"/>
+        </w:rPr>
+        <w:t xml:space="preserve">All API responses are returned in structured JSON format to ensure interoperability with downstream visualization, reporting, and integration tools. </w:t>
       </w:r>
       <w:proofErr w:type="spellStart"/>
       <w:r>
@@ -2098,7 +3003,7 @@
           <w:sz w:val="22"/>
           <w:szCs w:val="22"/>
         </w:rPr>
-        <w:t>get_engine</w:t>
+        <w:t>FastAPI’s</w:t>
       </w:r>
       <w:proofErr w:type="spellEnd"/>
       <w:r>
@@ -2106,7 +3011,7 @@
           <w:sz w:val="22"/>
           <w:szCs w:val="22"/>
         </w:rPr>
-        <w:t xml:space="preserve">) used across the pipeline, ensuring consistent connection management and centralized configuration via environment variables. Once the processed CSV file is loaded into a pandas </w:t>
+        <w:t xml:space="preserve"> automatic </w:t>
       </w:r>
       <w:proofErr w:type="spellStart"/>
       <w:r>
@@ -2114,7 +3019,7 @@
           <w:sz w:val="22"/>
           <w:szCs w:val="22"/>
         </w:rPr>
-        <w:t>DataFrame</w:t>
+        <w:t>OpenAPI</w:t>
       </w:r>
       <w:proofErr w:type="spellEnd"/>
       <w:r>
@@ -2122,641 +3027,85 @@
           <w:sz w:val="22"/>
           <w:szCs w:val="22"/>
         </w:rPr>
-        <w:t xml:space="preserve">, the dataset is written to PostgreSQL using the </w:t>
-      </w:r>
-      <w:proofErr w:type="spellStart"/>
-      <w:r>
-        <w:rPr>
-          <w:sz w:val="22"/>
-          <w:szCs w:val="22"/>
-        </w:rPr>
-        <w:t>to_sql</w:t>
-      </w:r>
-      <w:proofErr w:type="spellEnd"/>
-      <w:r>
-        <w:rPr>
-          <w:sz w:val="22"/>
-          <w:szCs w:val="22"/>
-        </w:rPr>
-        <w:t xml:space="preserve"> method with enforced SQL data types to maintain strict schema consistency.</w:t>
-      </w:r>
-      <w:r>
-        <w:rPr>
-          <w:sz w:val="22"/>
-          <w:szCs w:val="22"/>
-        </w:rPr>
-        <w:t xml:space="preserve"> </w:t>
-      </w:r>
-      <w:r>
-        <w:rPr>
-          <w:sz w:val="22"/>
-          <w:szCs w:val="22"/>
-        </w:rPr>
-        <w:t>To guarantee determinism and eliminate the risk of schema drift or partial updates, the staging table is fully replaced on every execution of the loading script (</w:t>
-      </w:r>
-      <w:proofErr w:type="spellStart"/>
-      <w:r>
-        <w:rPr>
-          <w:sz w:val="22"/>
-          <w:szCs w:val="22"/>
-        </w:rPr>
-        <w:t>if_exists</w:t>
-      </w:r>
-      <w:proofErr w:type="spellEnd"/>
-      <w:r>
-        <w:rPr>
-          <w:sz w:val="22"/>
-          <w:szCs w:val="22"/>
-        </w:rPr>
-        <w:t>="replace"). Furthermore, to optimize performance for high-volume data, the loading process utilizes batch insertion (chunking), ensuring memory efficiency and stability within the containerized execution environment. Indexes are intentionally omitted at this stage, as the staging layer is optimized for controlled transformations and validation rather than high-performance querying.</w:t>
-      </w:r>
-      <w:r>
-        <w:rPr>
-          <w:sz w:val="22"/>
-          <w:szCs w:val="22"/>
-        </w:rPr>
-        <w:t xml:space="preserve"> </w:t>
-      </w:r>
-      <w:r>
-        <w:rPr>
-          <w:sz w:val="22"/>
-          <w:szCs w:val="22"/>
-        </w:rPr>
-        <w:t>Indexing and performance optimization are deferred to the analytics layer, where access patterns and consumption requirements are fully defined.</w:t>
-      </w:r>
-    </w:p>
-    <w:p>
-      <w:pPr>
-        <w:rPr>
-          <w:b/>
-          <w:bCs/>
-          <w:sz w:val="22"/>
-          <w:szCs w:val="22"/>
-        </w:rPr>
-      </w:pPr>
-      <w:r>
-        <w:rPr>
-          <w:b/>
-          <w:bCs/>
-          <w:sz w:val="22"/>
-          <w:szCs w:val="22"/>
-        </w:rPr>
-        <w:t>Role of the Staging Layer in the Pipeline</w:t>
-      </w:r>
-    </w:p>
-    <w:p>
-      <w:pPr>
-        <w:rPr>
-          <w:sz w:val="22"/>
-          <w:szCs w:val="22"/>
-        </w:rPr>
-      </w:pPr>
-      <w:r>
-        <w:rPr>
-          <w:sz w:val="22"/>
-          <w:szCs w:val="22"/>
-        </w:rPr>
-        <w:t>The staging schema functions as a contractual boundary between Python-based data preparation and SQL-based analytical computation. All tables in the staging layer adhere to a well-defined structure, contain typed and semantically meaningful fields, and are suitable for direct use in KPI calculations.</w:t>
-      </w:r>
-    </w:p>
-    <w:p>
-      <w:pPr>
-        <w:rPr>
-          <w:sz w:val="22"/>
-          <w:szCs w:val="22"/>
-        </w:rPr>
-      </w:pPr>
-      <w:r>
-        <w:rPr>
-          <w:sz w:val="22"/>
-          <w:szCs w:val="22"/>
-        </w:rPr>
-        <w:t xml:space="preserve">By isolating feature engineering outside the database and loading only finalized datasets into staging, the pipeline achieves a clear separation of responsibilities. Python is used for exploratory analysis, complex transformations, and feature construction, while PostgreSQL is used for structured storage, aggregation, validation, and KPI exposure. The resulting </w:t>
-      </w:r>
-      <w:proofErr w:type="spellStart"/>
-      <w:r>
-        <w:rPr>
-          <w:sz w:val="22"/>
-          <w:szCs w:val="22"/>
-        </w:rPr>
-        <w:t>staging.loan_portfolio_features</w:t>
-      </w:r>
-      <w:proofErr w:type="spellEnd"/>
-      <w:r>
-        <w:rPr>
-          <w:sz w:val="22"/>
-          <w:szCs w:val="22"/>
-        </w:rPr>
-        <w:t xml:space="preserve"> table serves as the single source of truth for downstream analytical operations. This design establishes the staging layer as a stable and contractually defined interface upon which the analytics schema and all subsequent KPI computations and API exposure are built, ensuring reproducibility, auditability, and analytical consistency.</w:t>
-      </w:r>
-    </w:p>
-    <w:p>
-      <w:pPr>
-        <w:rPr>
-          <w:sz w:val="22"/>
-          <w:szCs w:val="22"/>
-        </w:rPr>
-      </w:pPr>
-      <w:r>
-        <w:rPr>
-          <w:sz w:val="22"/>
-          <w:szCs w:val="22"/>
-        </w:rPr>
-        <w:t>To bridge the gap between flat-file storage and relational database requirements, an intermediate data-typing stage was implemented via the make_typed_kpi_csv.py script. This process acts as a final pre-processing layer that enforces strict semantic types on the feature-engineered dataset. Specifically, it standardizes temporal fields into ISO-compliant timestamps and ensures that numerical attributes are cast into appropriate formats (e.g., nullable Int64 for discrete variables and float for continuous metrics). This explicit typing step ensures that the subsequent database ingestion is deterministic and that all analytical fields are correctly interpreted by the PostgreSQL engine during KPI computation</w:t>
-      </w:r>
-      <w:r>
-        <w:rPr>
-          <w:sz w:val="22"/>
-          <w:szCs w:val="22"/>
-        </w:rPr>
-        <w:t>.</w:t>
-      </w:r>
-    </w:p>
-    <w:p>
-      <w:pPr>
-        <w:rPr>
-          <w:b/>
-          <w:bCs/>
-          <w:sz w:val="22"/>
-          <w:szCs w:val="22"/>
-        </w:rPr>
-      </w:pPr>
-      <w:r>
-        <w:rPr>
-          <w:b/>
-          <w:bCs/>
-          <w:sz w:val="22"/>
-          <w:szCs w:val="22"/>
-        </w:rPr>
-        <w:t>3.3.4 Analytics Schema Design, Data Promotion and KPI Computation</w:t>
-      </w:r>
-    </w:p>
-    <w:p>
-      <w:pPr>
-        <w:rPr>
-          <w:sz w:val="22"/>
-          <w:szCs w:val="22"/>
-        </w:rPr>
-      </w:pPr>
-      <w:r>
-        <w:rPr>
-          <w:sz w:val="22"/>
-          <w:szCs w:val="22"/>
-        </w:rPr>
-        <w:t xml:space="preserve">Within the analytics schema, the </w:t>
-      </w:r>
-      <w:proofErr w:type="spellStart"/>
-      <w:r>
-        <w:rPr>
-          <w:sz w:val="22"/>
-          <w:szCs w:val="22"/>
-        </w:rPr>
-        <w:t>loan_portfolio_features</w:t>
-      </w:r>
-      <w:proofErr w:type="spellEnd"/>
-      <w:r>
-        <w:rPr>
-          <w:sz w:val="22"/>
-          <w:szCs w:val="22"/>
-        </w:rPr>
-        <w:t xml:space="preserve"> table functions as the authoritative analytical dataset of the pipeline. This table represents the fully validated, typed, and semantically consistent loan-level representation upon which all portfolio-level indicators are </w:t>
-      </w:r>
+        <w:t xml:space="preserve"> schema generation further enhances transparency by providing machine-readable documentation of available endpoints, parameters, and response structures. This feature supports both manual exploration and automated integration of the exposed services, reinforcing the role of the API as a formal analytical interface rather than an ad-hoc access mechanism.</w:t>
+      </w:r>
+    </w:p>
+    <w:p>
+      <w:pPr>
+        <w:rPr>
+          <w:sz w:val="22"/>
+          <w:szCs w:val="22"/>
+        </w:rPr>
+      </w:pPr>
+      <w:r>
+        <w:rPr>
+          <w:sz w:val="22"/>
+          <w:szCs w:val="22"/>
+        </w:rPr>
+        <w:t xml:space="preserve">Overall, the API layer operationalizes portfolio-level analytics through dynamic, governed KPI computation, ensuring that analytical consumption remains fully aligned with the validated analytics schema and the automated data pipeline. This approach balances analytical flexibility with governance and reproducibility </w:t>
+      </w:r>
+      <w:r>
+        <w:rPr>
+          <w:sz w:val="22"/>
+          <w:szCs w:val="22"/>
+        </w:rPr>
+        <w:t>requirements and</w:t>
+      </w:r>
+      <w:r>
+        <w:rPr>
+          <w:sz w:val="22"/>
+          <w:szCs w:val="22"/>
+        </w:rPr>
+        <w:t xml:space="preserve"> represents the final step in delivering reliable portfolio insights to external consumers.</w:t>
+      </w:r>
+    </w:p>
+    <w:p>
+      <w:pPr>
+        <w:rPr>
+          <w:b/>
+          <w:bCs/>
+          <w:sz w:val="22"/>
+          <w:szCs w:val="22"/>
+        </w:rPr>
+      </w:pPr>
+      <w:r>
+        <w:rPr>
+          <w:b/>
+          <w:bCs/>
+          <w:sz w:val="22"/>
+          <w:szCs w:val="22"/>
+        </w:rPr>
+        <w:t>3.3.6 Workflow Orchestration with Apache Airflow</w:t>
+      </w:r>
+    </w:p>
+    <w:p>
+      <w:pPr>
+        <w:rPr>
+          <w:sz w:val="22"/>
+          <w:szCs w:val="22"/>
+        </w:rPr>
+      </w:pPr>
+      <w:r>
+        <w:rPr>
+          <w:sz w:val="22"/>
+          <w:szCs w:val="22"/>
+        </w:rPr>
+        <w:t>The transition from manual execution to an automated, resilient data pipeline is achieved through the integration of Apache Airflow, which functions as the central orchestration layer of the proposed architecture. Airflow enables the formalization of the end-to-end data workflow as a Directed Acyclic Graph (DAG), ensuring that all pipeline stages are executed in a controlled, observable, and repeatable manner. This orchestration layer is critical for transforming a sequence of independent data-processing scripts into a cohesive and production-oriented analytical system.</w:t>
+      </w:r>
+    </w:p>
+    <w:p>
+      <w:pPr>
+        <w:rPr>
+          <w:sz w:val="22"/>
+          <w:szCs w:val="22"/>
+        </w:rPr>
+      </w:pPr>
       <w:r>
         <w:rPr>
           <w:sz w:val="22"/>
           <w:szCs w:val="22"/>
         </w:rPr>
         <w:lastRenderedPageBreak/>
-        <w:t>computed. All upstream data-quality controls, feature transformations, and standardization steps converge at this stage, ensuring that the analytics schema operates on a stable and governed foundation rather than on transient or exploratory data structures.</w:t>
-      </w:r>
-    </w:p>
-    <w:p>
-      <w:pPr>
-        <w:rPr>
-          <w:sz w:val="22"/>
-          <w:szCs w:val="22"/>
-        </w:rPr>
-      </w:pPr>
-      <w:r>
-        <w:rPr>
-          <w:sz w:val="22"/>
-          <w:szCs w:val="22"/>
-        </w:rPr>
-        <w:t xml:space="preserve">Based on this analytical dataset, </w:t>
-      </w:r>
-      <w:r>
-        <w:rPr>
-          <w:sz w:val="22"/>
-          <w:szCs w:val="22"/>
-        </w:rPr>
-        <w:t>the pipeline computes the five core portfolio KPIs through Python-orchestrated analytical logic, with the underlying aggregations executed as explicit SQL queries within PostgreSQL</w:t>
-      </w:r>
-      <w:r>
-        <w:rPr>
-          <w:sz w:val="22"/>
-          <w:szCs w:val="22"/>
-        </w:rPr>
-        <w:t xml:space="preserve"> </w:t>
-      </w:r>
-      <w:r>
-        <w:rPr>
-          <w:sz w:val="22"/>
-          <w:szCs w:val="22"/>
-        </w:rPr>
-        <w:t xml:space="preserve">and persists the resulting metrics into dedicated summary tables, including </w:t>
-      </w:r>
-      <w:proofErr w:type="spellStart"/>
-      <w:r>
-        <w:rPr>
-          <w:sz w:val="22"/>
-          <w:szCs w:val="22"/>
-        </w:rPr>
-        <w:t>kpi_portfolio_overview</w:t>
-      </w:r>
-      <w:proofErr w:type="spellEnd"/>
-      <w:r>
-        <w:rPr>
-          <w:sz w:val="22"/>
-          <w:szCs w:val="22"/>
-        </w:rPr>
-        <w:t xml:space="preserve">, </w:t>
-      </w:r>
-      <w:proofErr w:type="spellStart"/>
-      <w:r>
-        <w:rPr>
-          <w:sz w:val="22"/>
-          <w:szCs w:val="22"/>
-        </w:rPr>
-        <w:t>kpi_grade_distribution</w:t>
-      </w:r>
-      <w:proofErr w:type="spellEnd"/>
-      <w:r>
-        <w:rPr>
-          <w:sz w:val="22"/>
-          <w:szCs w:val="22"/>
-        </w:rPr>
-        <w:t xml:space="preserve">, and </w:t>
-      </w:r>
-      <w:proofErr w:type="spellStart"/>
-      <w:r>
-        <w:rPr>
-          <w:sz w:val="22"/>
-          <w:szCs w:val="22"/>
-        </w:rPr>
-        <w:t>kpi_portfolio_growth</w:t>
-      </w:r>
-      <w:proofErr w:type="spellEnd"/>
-      <w:r>
-        <w:rPr>
-          <w:sz w:val="22"/>
-          <w:szCs w:val="22"/>
-        </w:rPr>
-        <w:t>. This materialization strategy is a deliberate architectural choice rather than a purely technical optimization. By persisting KPI outputs as relational tables, the analytics layer decouples computational complexity from downstream access patterns and ensures that portfolio indicators are derived from a deterministic and reproducible data state. Each KPI table therefore represents a governed snapshot of portfolio performance corresponding to a specific pipeline execution, allowing results to be audited, validated, and compared across runs without requiring the re-execution of complex aggregation logic.</w:t>
-      </w:r>
-    </w:p>
-    <w:p>
-      <w:pPr>
-        <w:rPr>
-          <w:sz w:val="22"/>
-          <w:szCs w:val="22"/>
-        </w:rPr>
-      </w:pPr>
-      <w:r>
-        <w:rPr>
-          <w:sz w:val="22"/>
-          <w:szCs w:val="22"/>
-        </w:rPr>
-        <w:t>The analytics schema thus operates not merely as a storage layer, but as a semantic layer that formalizes the meaning, scope, and interpretation of portfolio-level metrics. A clear separation is enforced between loan-level analytical features and portfolio-level aggregations, enabling consistent KPI definitions across analytical consumers. This separation is particularly important in regulated or decision-critical environments, where the same indicators may be consumed simultaneously by reporting tools, dashboards, and downstream applications. By embedding KPI definitions directly into the analytical schema, the pipeline ensures that portfolio performance is measured consistently and that interpretability is preserved across analytical contexts.</w:t>
-      </w:r>
-    </w:p>
-    <w:p>
-      <w:pPr>
-        <w:rPr>
-          <w:sz w:val="22"/>
-          <w:szCs w:val="22"/>
-        </w:rPr>
-      </w:pPr>
-      <w:r>
-        <w:rPr>
-          <w:sz w:val="22"/>
-          <w:szCs w:val="22"/>
-        </w:rPr>
-        <w:t>The computation of KPIs adheres to supervisory-aligned definitions and established portfolio analytics practices. Default Rate is calculated using a Basel-consistent interpretation of default, classifying loans as defaulted when their status corresponds to “Charged Off” or “Late (31–120 days)”.</w:t>
-      </w:r>
-      <w:r>
-        <w:t xml:space="preserve"> </w:t>
-      </w:r>
-      <w:r>
-        <w:rPr>
-          <w:sz w:val="22"/>
-          <w:szCs w:val="22"/>
-        </w:rPr>
-        <w:t>Given that the empirical dataset originates from a marketplace lending platform rather than a regulated banking institution, this default definition is implemented as an operational proxy aligned with supervisory interpretations. The mapping is employed to ensure conceptual comparability with regulatory credit-risk frameworks, rather than to replicate formal regulatory reporting classifications.</w:t>
-      </w:r>
-      <w:r>
-        <w:rPr>
-          <w:sz w:val="22"/>
-          <w:szCs w:val="22"/>
-        </w:rPr>
-        <w:t xml:space="preserve"> </w:t>
-      </w:r>
-      <w:r>
-        <w:rPr>
-          <w:sz w:val="22"/>
-          <w:szCs w:val="22"/>
-        </w:rPr>
-        <w:t xml:space="preserve"> Average Loan Amount and Average Interest Rate are computed as portfolio-level arithmetic means, capturing exposure size and pricing conditions respectively. Portfolio composition is evaluated through the Loan Distribution by Grade KPI, which reflects the risk structure of the portfolio, while Portfolio Growth is assessed through time-based aggregation of origination volumes and year-over-year growth rates derived from loan issue dates. These definitions are applied uniformly across pipeline executions, ensuring analytical consistency and comparability over time.</w:t>
-      </w:r>
-    </w:p>
-    <w:p>
-      <w:pPr>
-        <w:rPr>
-          <w:sz w:val="22"/>
-          <w:szCs w:val="22"/>
-        </w:rPr>
-      </w:pPr>
-      <w:r>
-        <w:rPr>
-          <w:sz w:val="22"/>
-          <w:szCs w:val="22"/>
-        </w:rPr>
-        <w:t xml:space="preserve">In addition to materialized KPI tables, the analytics schema retains the underlying </w:t>
-      </w:r>
-      <w:proofErr w:type="spellStart"/>
-      <w:r>
-        <w:rPr>
-          <w:sz w:val="22"/>
-          <w:szCs w:val="22"/>
-        </w:rPr>
-        <w:t>loan_portfolio_features</w:t>
-      </w:r>
-      <w:proofErr w:type="spellEnd"/>
-      <w:r>
-        <w:rPr>
-          <w:sz w:val="22"/>
-          <w:szCs w:val="22"/>
-        </w:rPr>
-        <w:t xml:space="preserve"> table to support dynamic, query-level aggregation when analytical flexibility is required. This hybrid design balances operational efficiency with exploratory </w:t>
-      </w:r>
-      <w:r>
-        <w:rPr>
-          <w:sz w:val="22"/>
-          <w:szCs w:val="22"/>
-        </w:rPr>
-        <w:lastRenderedPageBreak/>
-        <w:t>capability. Materialized KPIs provide low-latency, consumption-ready indicators for standardized monitoring and reporting, while dynamic aggregation enables ad-hoc analysis and scenario-based exploration without altering the core pipeline logic. Importantly, this flexibility is achieved without compromising governance principles, as all dynamic computations are performed on a validated and contractually defined analytical dataset.</w:t>
-      </w:r>
-    </w:p>
-    <w:p>
-      <w:pPr>
-        <w:rPr>
-          <w:sz w:val="22"/>
-          <w:szCs w:val="22"/>
-        </w:rPr>
-      </w:pPr>
-      <w:r>
-        <w:rPr>
-          <w:sz w:val="22"/>
-          <w:szCs w:val="22"/>
-        </w:rPr>
-        <w:t>Overall, the analytics schema represents the culmination of the end-to-end pipeline, transforming standardized loan-level data into audit-ready portfolio indicators through a controlled and transparent process. By combining semantic structure, materialized outputs, and dynamic analytical access, the design ensures that portfolio KPIs are not ad-hoc analytical artifacts, but stable, reproducible, and governance-aligned representations of loan portfolio performance.</w:t>
-      </w:r>
-    </w:p>
-    <w:p>
-      <w:pPr>
-        <w:rPr>
-          <w:b/>
-          <w:bCs/>
-          <w:sz w:val="22"/>
-          <w:szCs w:val="22"/>
-        </w:rPr>
-      </w:pPr>
-      <w:r>
-        <w:rPr>
-          <w:b/>
-          <w:bCs/>
-          <w:sz w:val="22"/>
-          <w:szCs w:val="22"/>
-        </w:rPr>
-        <w:t>3.3.5 API Layer Design and KPI Exposure</w:t>
-      </w:r>
-    </w:p>
-    <w:p>
-      <w:pPr>
-        <w:rPr>
-          <w:sz w:val="22"/>
-          <w:szCs w:val="22"/>
-        </w:rPr>
-      </w:pPr>
-      <w:r>
-        <w:rPr>
-          <w:sz w:val="22"/>
-          <w:szCs w:val="22"/>
-        </w:rPr>
-        <w:t>The final layer of the implemented pipeline concerns the exposure of portfolio-level KPIs through a dedicated application programming interface (API), transforming the analytics schema from a passive analytical repository into an active, service-oriented component. This layer operationalizes the analytical outputs of the pipeline and enables their direct consumption by downstream applications, reporting tools, and analytical users, thereby completing the transition from data storage to actionable insights.</w:t>
-      </w:r>
-    </w:p>
-    <w:p>
-      <w:pPr>
-        <w:rPr>
-          <w:sz w:val="22"/>
-          <w:szCs w:val="22"/>
-        </w:rPr>
-      </w:pPr>
-      <w:r>
-        <w:rPr>
-          <w:sz w:val="22"/>
-          <w:szCs w:val="22"/>
-        </w:rPr>
-        <w:t>The design of the API layer reflects a hybrid analytical architecture that supports both materialized and dynamically computed KPI access. Materialized KPIs persisted in the analytics schema serve as the primary and authoritative source for standardized portfolio monitoring. These indicators are derived from validated relational tables and represent reproducible, low-latency metrics suitable for operational reporting, dashboards, and recurring analytical use cases. By relying on precomputed KPI tables, the API ensures consistent interpretation of portfolio performance and minimizes computational overhead during data consumption.</w:t>
-      </w:r>
-    </w:p>
-    <w:p>
-      <w:pPr>
-        <w:rPr>
-          <w:sz w:val="22"/>
-          <w:szCs w:val="22"/>
-        </w:rPr>
-      </w:pPr>
-      <w:r>
-        <w:rPr>
-          <w:sz w:val="22"/>
-          <w:szCs w:val="22"/>
-        </w:rPr>
-        <w:t>In parallel, the API layer supports dynamic KPI computation through SQL aggregation queries executed directly against the analytics feature table. This capability enables flexible, on-demand analytical queries that may not be covered by predefined KPI tables, such as exploratory segmentation, parameterized filtering, or ad-hoc portfolio views. Importantly, dynamic computation does not bypass governance controls, as all queries operate exclusively on the validated and contractually defined analytics schema. This design preserves analytical flexibility while maintaining the integrity and reliability of the underlying data.</w:t>
-      </w:r>
-    </w:p>
-    <w:p>
-      <w:pPr>
-        <w:rPr>
-          <w:sz w:val="22"/>
-          <w:szCs w:val="22"/>
-        </w:rPr>
-      </w:pPr>
-      <w:r>
-        <w:rPr>
-          <w:sz w:val="22"/>
-          <w:szCs w:val="22"/>
-        </w:rPr>
-        <w:t xml:space="preserve">The API is implemented using </w:t>
-      </w:r>
-      <w:proofErr w:type="spellStart"/>
-      <w:r>
-        <w:rPr>
-          <w:sz w:val="22"/>
-          <w:szCs w:val="22"/>
-        </w:rPr>
-        <w:t>FastAPI</w:t>
-      </w:r>
-      <w:proofErr w:type="spellEnd"/>
-      <w:r>
-        <w:rPr>
-          <w:sz w:val="22"/>
-          <w:szCs w:val="22"/>
-        </w:rPr>
-        <w:t xml:space="preserve"> and follows a modular routing structure in which KPI-specific endpoints encapsulate the required aggregation logic and database interactions. This modular design enhances maintainability and extensibility, allowing new KPIs or analytical endpoints to be introduced without modifying existing services. Database connectivity is managed through </w:t>
-      </w:r>
-      <w:proofErr w:type="spellStart"/>
-      <w:r>
-        <w:rPr>
-          <w:sz w:val="22"/>
-          <w:szCs w:val="22"/>
-        </w:rPr>
-        <w:t>SQLAlchemy</w:t>
-      </w:r>
-      <w:proofErr w:type="spellEnd"/>
-      <w:r>
-        <w:rPr>
-          <w:sz w:val="22"/>
-          <w:szCs w:val="22"/>
-        </w:rPr>
-        <w:t xml:space="preserve"> sessions using a dependency-injection pattern, ensuring proper lifecycle management, controlled resource usage, and transaction safety across API requests.</w:t>
-      </w:r>
-    </w:p>
-    <w:p>
-      <w:pPr>
-        <w:rPr>
-          <w:sz w:val="22"/>
-          <w:szCs w:val="22"/>
-        </w:rPr>
-      </w:pPr>
-      <w:r>
-        <w:rPr>
-          <w:sz w:val="22"/>
-          <w:szCs w:val="22"/>
-        </w:rPr>
-        <w:lastRenderedPageBreak/>
-        <w:t>Analytical logic within the API layer is expressed explicitly through parameterized raw SQL queries. This design choice enables full utilization of PostgreSQL’s analytical capabilities, including aggregation functions and window functions for time-based metrics such as Portfolio Growth. By avoiding opaque abstraction layers, the API maintains transparency between analytical definitions and their implementation, facilitating validation, troubleshooting, and future extension of KPI logic.</w:t>
-      </w:r>
-    </w:p>
-    <w:p>
-      <w:pPr>
-        <w:rPr>
-          <w:sz w:val="22"/>
-          <w:szCs w:val="22"/>
-        </w:rPr>
-      </w:pPr>
-      <w:r>
-        <w:rPr>
-          <w:sz w:val="22"/>
-          <w:szCs w:val="22"/>
-        </w:rPr>
-        <w:t xml:space="preserve">All API responses are returned in structured JSON format to ensure interoperability with downstream visualization, reporting, and integration tools. </w:t>
-      </w:r>
-      <w:proofErr w:type="spellStart"/>
-      <w:r>
-        <w:rPr>
-          <w:sz w:val="22"/>
-          <w:szCs w:val="22"/>
-        </w:rPr>
-        <w:t>FastAPI’s</w:t>
-      </w:r>
-      <w:proofErr w:type="spellEnd"/>
-      <w:r>
-        <w:rPr>
-          <w:sz w:val="22"/>
-          <w:szCs w:val="22"/>
-        </w:rPr>
-        <w:t xml:space="preserve"> automatic </w:t>
-      </w:r>
-      <w:proofErr w:type="spellStart"/>
-      <w:r>
-        <w:rPr>
-          <w:sz w:val="22"/>
-          <w:szCs w:val="22"/>
-        </w:rPr>
-        <w:t>OpenAPI</w:t>
-      </w:r>
-      <w:proofErr w:type="spellEnd"/>
-      <w:r>
-        <w:rPr>
-          <w:sz w:val="22"/>
-          <w:szCs w:val="22"/>
-        </w:rPr>
-        <w:t xml:space="preserve"> schema generation further enhances transparency by providing machine-readable documentation of available endpoints, parameters, and response structures. This feature supports both manual exploration and automated integration of the exposed services, reinforcing the role of the API as a formal analytical interface rather than an ad-hoc access mechanism.</w:t>
-      </w:r>
-    </w:p>
-    <w:p>
-      <w:pPr>
-        <w:rPr>
-          <w:sz w:val="22"/>
-          <w:szCs w:val="22"/>
-        </w:rPr>
-      </w:pPr>
-      <w:r>
-        <w:rPr>
-          <w:sz w:val="22"/>
-          <w:szCs w:val="22"/>
-        </w:rPr>
-        <w:t>By combining materialized KPI access with dynamic computation capabilities, the API layer provides both operational efficiency and analytical flexibility. Standardized portfolio monitoring relies on stable, reproducible indicators derived from materialized tables, while exploratory or ad-hoc analysis can be performed dynamically without modifying the underlying data pipeline. This dual exposure strategy ensures that analytical consumption remains aligned with data governance principles, while simultaneously supporting diverse analytical use cases. As such, the API layer represents the final operationalization of the end-to-end pipeline, enabling governed portfolio insights to be delivered reliably to external consumers.</w:t>
-      </w:r>
-    </w:p>
-    <w:p>
-      <w:pPr>
-        <w:rPr>
-          <w:b/>
-          <w:bCs/>
-          <w:sz w:val="22"/>
-          <w:szCs w:val="22"/>
-        </w:rPr>
-      </w:pPr>
-      <w:r>
-        <w:rPr>
-          <w:b/>
-          <w:bCs/>
-          <w:sz w:val="22"/>
-          <w:szCs w:val="22"/>
-        </w:rPr>
-        <w:t>3.3.6 Workflow Orchestration with Apache Airflow</w:t>
-      </w:r>
-    </w:p>
-    <w:p>
-      <w:pPr>
-        <w:rPr>
-          <w:sz w:val="22"/>
-          <w:szCs w:val="22"/>
-        </w:rPr>
-      </w:pPr>
-      <w:r>
-        <w:rPr>
-          <w:sz w:val="22"/>
-          <w:szCs w:val="22"/>
-        </w:rPr>
-        <w:t>The transition from manual execution to an automated, resilient data pipeline is achieved through the integration of Apache Airflow, which functions as the central orchestration layer of the proposed architecture. Airflow enables the formalization of the end-to-end data workflow as a Directed Acyclic Graph (DAG), ensuring that all pipeline stages are executed in a controlled, observable, and repeatable manner. This orchestration layer is critical for transforming a sequence of independent data-processing scripts into a cohesive and production-oriented analytical system.</w:t>
-      </w:r>
-    </w:p>
-    <w:p>
-      <w:pPr>
-        <w:rPr>
-          <w:sz w:val="22"/>
-          <w:szCs w:val="22"/>
-        </w:rPr>
-      </w:pPr>
-      <w:r>
-        <w:rPr>
-          <w:sz w:val="22"/>
-          <w:szCs w:val="22"/>
-        </w:rPr>
         <w:t xml:space="preserve">The pipeline is operationalized through a DAG named </w:t>
       </w:r>
       <w:proofErr w:type="spellStart"/>
@@ -2790,7 +3139,83 @@
           <w:sz w:val="22"/>
           <w:szCs w:val="22"/>
         </w:rPr>
-        <w:t xml:space="preserve">A defining characteristic of the orchestration framework is its emphasis on determinism and reproducibility. Each task within the DAG is designed to be idempotent, meaning that repeated </w:t>
+        <w:t>A defining characteristic of the orchestration framework is its emphasis on determinism and reproducibility. Each task within the DAG is designed to be idempotent, meaning that repeated executions under identical inputs produce consistent outputs. This property is essential for analytical reliability, as it allows pipeline results to be reproduced across executions and environments. Furthermore, Airflow provides built-in observability mechanisms, including task-level logging, execution timestamps, and status tracking, which collectively enable full transparency over pipeline behavior and facilitate debugging and audit processes.</w:t>
+      </w:r>
+    </w:p>
+    <w:p>
+      <w:pPr>
+        <w:rPr>
+          <w:sz w:val="22"/>
+          <w:szCs w:val="22"/>
+        </w:rPr>
+      </w:pPr>
+      <w:r>
+        <w:rPr>
+          <w:sz w:val="22"/>
+          <w:szCs w:val="22"/>
+        </w:rPr>
+        <w:t>In addition to execution control, the orchestration layer enhances pipeline resilience through automated retry mechanisms and failure handling. Transient errors, such as temporary database connectivity issues or resource contention, can be retried without manual intervention, reducing operational fragility. This capability is particularly important in data-engineering pipelines where large-scale ingestion and transformation processes may be sensitive to infrastructure variability.</w:t>
+      </w:r>
+    </w:p>
+    <w:p>
+      <w:pPr>
+        <w:rPr>
+          <w:sz w:val="22"/>
+          <w:szCs w:val="22"/>
+        </w:rPr>
+      </w:pPr>
+      <w:r>
+        <w:rPr>
+          <w:sz w:val="22"/>
+          <w:szCs w:val="22"/>
+        </w:rPr>
+        <w:t xml:space="preserve">To ensure environment consistency and dependency isolation, the entire orchestration framework is deployed within a containerized infrastructure using Docker. The docker-compose configuration defines a multi-service architecture that includes a dedicated PostgreSQL instance for loan data storage, a separate metadata database for Airflow, the Airflow engine itself, and the </w:t>
+      </w:r>
+      <w:proofErr w:type="spellStart"/>
+      <w:r>
+        <w:rPr>
+          <w:sz w:val="22"/>
+          <w:szCs w:val="22"/>
+        </w:rPr>
+        <w:t>FastAPI</w:t>
+      </w:r>
+      <w:proofErr w:type="spellEnd"/>
+      <w:r>
+        <w:rPr>
+          <w:sz w:val="22"/>
+          <w:szCs w:val="22"/>
+        </w:rPr>
+        <w:t xml:space="preserve"> application responsible for KPI exposure. This separation of concerns prevents dependency conflicts and ensures that each component operates within a well-defined and isolated runtime context.</w:t>
+      </w:r>
+    </w:p>
+    <w:p>
+      <w:pPr>
+        <w:rPr>
+          <w:sz w:val="22"/>
+          <w:szCs w:val="22"/>
+        </w:rPr>
+      </w:pPr>
+      <w:r>
+        <w:rPr>
+          <w:sz w:val="22"/>
+          <w:szCs w:val="22"/>
+        </w:rPr>
+        <w:t>Container-to-container communication is managed through a dedicated bridge network, enabling services to interact via stable service names rather than environment-specific host configurations. Sensitive configuration details, including database credentials and connection strings, are managed centrally through environment variables. This approach enhances security, simplifies configuration management, and guarantees parity between development and execution environments.</w:t>
+      </w:r>
+    </w:p>
+    <w:p>
+      <w:pPr>
+        <w:rPr>
+          <w:sz w:val="22"/>
+          <w:szCs w:val="22"/>
+        </w:rPr>
+      </w:pPr>
+      <w:r>
+        <w:rPr>
+          <w:sz w:val="22"/>
+          <w:szCs w:val="22"/>
+        </w:rPr>
+        <w:t xml:space="preserve">Overall, the integration of Apache Airflow elevates the proposed pipeline from a sequence of analytical scripts to a fully orchestrated data-engineering workflow. By enforcing execution order, enabling observability, and supporting fault tolerance, the orchestration layer ensures that KPI computation and exposure are not only analytically correct but also operationally reliable. This orchestration framework therefore plays a central role in supporting the </w:t>
       </w:r>
       <w:r>
         <w:rPr>
@@ -2798,83 +3223,7 @@
           <w:szCs w:val="22"/>
         </w:rPr>
         <w:lastRenderedPageBreak/>
-        <w:t>executions under identical inputs produce consistent outputs. This property is essential for analytical reliability, as it allows pipeline results to be reproduced across executions and environments. Furthermore, Airflow provides built-in observability mechanisms, including task-level logging, execution timestamps, and status tracking, which collectively enable full transparency over pipeline behavior and facilitate debugging and audit processes.</w:t>
-      </w:r>
-    </w:p>
-    <w:p>
-      <w:pPr>
-        <w:rPr>
-          <w:sz w:val="22"/>
-          <w:szCs w:val="22"/>
-        </w:rPr>
-      </w:pPr>
-      <w:r>
-        <w:rPr>
-          <w:sz w:val="22"/>
-          <w:szCs w:val="22"/>
-        </w:rPr>
-        <w:t>In addition to execution control, the orchestration layer enhances pipeline resilience through automated retry mechanisms and failure handling. Transient errors, such as temporary database connectivity issues or resource contention, can be retried without manual intervention, reducing operational fragility. This capability is particularly important in data-engineering pipelines where large-scale ingestion and transformation processes may be sensitive to infrastructure variability.</w:t>
-      </w:r>
-    </w:p>
-    <w:p>
-      <w:pPr>
-        <w:rPr>
-          <w:sz w:val="22"/>
-          <w:szCs w:val="22"/>
-        </w:rPr>
-      </w:pPr>
-      <w:r>
-        <w:rPr>
-          <w:sz w:val="22"/>
-          <w:szCs w:val="22"/>
-        </w:rPr>
-        <w:t xml:space="preserve">To ensure environment consistency and dependency isolation, the entire orchestration framework is deployed within a containerized infrastructure using Docker. The docker-compose configuration defines a multi-service architecture that includes a dedicated PostgreSQL instance for loan data storage, a separate metadata database for Airflow, the Airflow engine itself, and the </w:t>
-      </w:r>
-      <w:proofErr w:type="spellStart"/>
-      <w:r>
-        <w:rPr>
-          <w:sz w:val="22"/>
-          <w:szCs w:val="22"/>
-        </w:rPr>
-        <w:t>FastAPI</w:t>
-      </w:r>
-      <w:proofErr w:type="spellEnd"/>
-      <w:r>
-        <w:rPr>
-          <w:sz w:val="22"/>
-          <w:szCs w:val="22"/>
-        </w:rPr>
-        <w:t xml:space="preserve"> application responsible for KPI exposure. This separation of concerns prevents dependency conflicts and ensures that each component operates within a well-defined and isolated runtime context.</w:t>
-      </w:r>
-    </w:p>
-    <w:p>
-      <w:pPr>
-        <w:rPr>
-          <w:sz w:val="22"/>
-          <w:szCs w:val="22"/>
-        </w:rPr>
-      </w:pPr>
-      <w:r>
-        <w:rPr>
-          <w:sz w:val="22"/>
-          <w:szCs w:val="22"/>
-        </w:rPr>
-        <w:t>Container-to-container communication is managed through a dedicated bridge network, enabling services to interact via stable service names rather than environment-specific host configurations. Sensitive configuration details, including database credentials and connection strings, are managed centrally through environment variables. This approach enhances security, simplifies configuration management, and guarantees parity between development and execution environments.</w:t>
-      </w:r>
-    </w:p>
-    <w:p>
-      <w:pPr>
-        <w:rPr>
-          <w:sz w:val="22"/>
-          <w:szCs w:val="22"/>
-        </w:rPr>
-      </w:pPr>
-      <w:r>
-        <w:rPr>
-          <w:sz w:val="22"/>
-          <w:szCs w:val="22"/>
-        </w:rPr>
-        <w:t>Overall, the integration of Apache Airflow elevates the proposed pipeline from a sequence of analytical scripts to a fully orchestrated data-engineering workflow. By enforcing execution order, enabling observability, and supporting fault tolerance, the orchestration layer ensures that KPI computation and exposure are not only analytically correct but also operationally reliable. This orchestration framework therefore plays a central role in supporting the methodological objectives of reproducibility, auditability, and robustness that underpin the thesis.</w:t>
+        <w:t>methodological objectives of reproducibility, auditability, and robustness that underpin the thesis.</w:t>
       </w:r>
     </w:p>
     <w:p>
@@ -2908,22 +3257,37 @@
           <w:sz w:val="22"/>
           <w:szCs w:val="22"/>
         </w:rPr>
-        <w:t>To ensure that the computed KPIs are reliable, reproducible, and not artifacts of processing errors or schema inconsistencies, a multi-tiered validation and quality assurance framework is integrated directly into the data pipeline. Rather than treating validation as an external or ad-hoc activity, the proposed methodology embeds quality checks within the orchestration flow itself, positioning data validation as a first-class component of the analytical architecture.</w:t>
-      </w:r>
-    </w:p>
-    <w:p>
-      <w:pPr>
-        <w:rPr>
-          <w:sz w:val="22"/>
-          <w:szCs w:val="22"/>
-        </w:rPr>
-      </w:pPr>
-      <w:r>
-        <w:rPr>
-          <w:sz w:val="22"/>
-          <w:szCs w:val="22"/>
-        </w:rPr>
-        <w:lastRenderedPageBreak/>
+        <w:t xml:space="preserve">To ensure that the computed KPIs are reliable, reproducible, and not artifacts of processing errors or schema inconsistencies, a multi-tiered validation and quality assurance framework is integrated directly into the data pipeline. Rather than treating validation as an external or ad-hoc activity, the proposed methodology embeds quality checks within the orchestration flow itself, positioning data validation as a first-class component of </w:t>
+      </w:r>
+      <w:proofErr w:type="gramStart"/>
+      <w:r>
+        <w:rPr>
+          <w:sz w:val="22"/>
+          <w:szCs w:val="22"/>
+        </w:rPr>
+        <w:t>the analytical</w:t>
+      </w:r>
+      <w:proofErr w:type="gramEnd"/>
+      <w:r>
+        <w:rPr>
+          <w:sz w:val="22"/>
+          <w:szCs w:val="22"/>
+        </w:rPr>
+        <w:t xml:space="preserve"> architecture.</w:t>
+      </w:r>
+    </w:p>
+    <w:p>
+      <w:pPr>
+        <w:rPr>
+          <w:sz w:val="22"/>
+          <w:szCs w:val="22"/>
+        </w:rPr>
+      </w:pPr>
+      <w:r>
+        <w:rPr>
+          <w:sz w:val="22"/>
+          <w:szCs w:val="22"/>
+        </w:rPr>
         <w:t xml:space="preserve">The final stage of the Airflow DAG, denoted as </w:t>
       </w:r>
       <w:proofErr w:type="spellStart"/>
@@ -2976,12 +3340,21 @@
         <w:t xml:space="preserve">The automated test suite comprises two primary categories of tests. Smoke tests are used to verify core system functionality, including database connectivity and basic query execution. These tests serve as an early warning mechanism, detecting infrastructure-level issues such as unavailable database services or misconfigured connections before analytical results are consumed. In parallel, contract tests are employed to enforce the structural integrity of the analytical dataset. These tests validate the existence of the </w:t>
       </w:r>
       <w:proofErr w:type="spellStart"/>
-      <w:r>
-        <w:rPr>
-          <w:sz w:val="22"/>
-          <w:szCs w:val="22"/>
-        </w:rPr>
-        <w:t>analytics.loan_portfolio_features</w:t>
+      <w:proofErr w:type="gramStart"/>
+      <w:r>
+        <w:rPr>
+          <w:sz w:val="22"/>
+          <w:szCs w:val="22"/>
+        </w:rPr>
+        <w:t>analytics.loan</w:t>
+      </w:r>
+      <w:proofErr w:type="gramEnd"/>
+      <w:r>
+        <w:rPr>
+          <w:sz w:val="22"/>
+          <w:szCs w:val="22"/>
+        </w:rPr>
+        <w:t>_portfolio_features</w:t>
       </w:r>
       <w:proofErr w:type="spellEnd"/>
       <w:r>
@@ -3082,7 +3455,15 @@
           <w:sz w:val="22"/>
           <w:szCs w:val="22"/>
         </w:rPr>
-        <w:t>This layered validation strategy aligns with established data quality frameworks, which emphasize accuracy, completeness, consistency, and traceability as prerequisites for reliable analytical outputs. By combining automated tests, schema enforcement, and controlled data promotion, the pipeline ensures that KPI values are not merely computationally correct, but analytically trustworthy. As a result, the produced indicators are suitable for professional portfolio monitoring, regulatory-style reporting, and decision-support applications, reinforcing the methodological objective of producing audit-ready and governance-aligned portfolio analytics.</w:t>
+        <w:t xml:space="preserve">This layered validation strategy aligns with established data quality frameworks, which emphasize accuracy, completeness, consistency, and traceability as prerequisites for reliable analytical outputs. By combining automated tests, schema enforcement, and controlled data </w:t>
+      </w:r>
+      <w:r>
+        <w:rPr>
+          <w:sz w:val="22"/>
+          <w:szCs w:val="22"/>
+        </w:rPr>
+        <w:lastRenderedPageBreak/>
+        <w:t>promotion, the pipeline ensures that KPI values are not merely computationally correct, but analytically trustworthy. As a result, the produced indicators are suitable for professional portfolio monitoring, regulatory-style reporting, and decision-support applications, reinforcing the methodological objective of producing audit-ready and governance-aligned portfolio analytics.</w:t>
       </w:r>
     </w:p>
     <w:p>
@@ -3116,38 +3497,117 @@
           <w:sz w:val="22"/>
           <w:szCs w:val="22"/>
         </w:rPr>
-        <w:t xml:space="preserve">The complete execution flow of the proposed pipeline follows a deterministic, sequential, and fully orchestrated process designed to ensure analytical reliability, reproducibility, and </w:t>
-      </w:r>
+        <w:t>The complete execution flow of the proposed pipeline follows a deterministic, sequential, and fully orchestrated process designed to ensure analytical reliability, reproducibility, and auditability. The entire lifecycle is managed by Apache Airflow, which executes a Directed Acyclic Graph (DAG) to enforce strict task dependencies and eliminate ambiguity regarding execution order and data promotion. Each stage of the pipeline is executed only after the successful completion and validation of all upstream tasks, ensuring that analytical outputs are derived exclusively from verified and consistent inputs.</w:t>
+      </w:r>
+    </w:p>
+    <w:p>
+      <w:pPr>
+        <w:rPr>
+          <w:sz w:val="22"/>
+          <w:szCs w:val="22"/>
+        </w:rPr>
+      </w:pPr>
+      <w:r>
+        <w:rPr>
+          <w:sz w:val="22"/>
+          <w:szCs w:val="22"/>
+        </w:rPr>
+        <w:t xml:space="preserve">The execution flow begins with the ingestion of raw loan-level data into the PostgreSQL environment, where the dataset is preserved without any modification in the raw schema. This design choice ensures full data lineage and traceability, allowing any analytical result to be reconstructed from the original source data. Although exploratory analysis and the conceptual design of feature engineering are performed interactively using </w:t>
+      </w:r>
+      <w:proofErr w:type="spellStart"/>
+      <w:r>
+        <w:rPr>
+          <w:sz w:val="22"/>
+          <w:szCs w:val="22"/>
+        </w:rPr>
+        <w:t>Jupyter</w:t>
+      </w:r>
+      <w:proofErr w:type="spellEnd"/>
+      <w:r>
+        <w:rPr>
+          <w:sz w:val="22"/>
+          <w:szCs w:val="22"/>
+        </w:rPr>
+        <w:t xml:space="preserve"> Notebooks, the operational pipeline executes all transformations through dedicated and version-controlled Python scripts. This separation ensures that exploratory reasoning does not contaminate the reproducible execution path of the production-like pipeline.</w:t>
+      </w:r>
+    </w:p>
+    <w:p>
+      <w:pPr>
+        <w:rPr>
+          <w:sz w:val="22"/>
+          <w:szCs w:val="22"/>
+        </w:rPr>
+      </w:pPr>
+      <w:r>
+        <w:rPr>
+          <w:sz w:val="22"/>
+          <w:szCs w:val="22"/>
+        </w:rPr>
+        <w:t>Before integration into the database, the pipeline applies an intermediate semantic typing stage through the make_typed_kpi_csv.py process. This stage standardizes temporal attributes and enforces strict data types across all analytical variables, acting as a semantic quality gate between flexible Python-based processing and relational storage. The resulting dataset is subsequently loaded into the staging schema using full replacement semantics, establishing a controlled and reproducible analytical baseline. This approach guarantees that each pipeline execution produces a self-consistent snapshot of the analytical dataset, free from partial updates or schema drift.</w:t>
+      </w:r>
+    </w:p>
+    <w:p>
+      <w:pPr>
+        <w:rPr>
+          <w:sz w:val="22"/>
+          <w:szCs w:val="22"/>
+        </w:rPr>
+      </w:pPr>
+      <w:r>
+        <w:rPr>
+          <w:sz w:val="22"/>
+          <w:szCs w:val="22"/>
+        </w:rPr>
+        <w:t xml:space="preserve">Following successful staging, the data is promoted to the analytics schema, which serves as the authoritative source for KPI computation and downstream consumption. A defining feature of the execution flow is the integration of automated validation immediately prior to exposure. At this stage, the pipeline executes a suite of smoke and contract tests using the </w:t>
+      </w:r>
+      <w:proofErr w:type="spellStart"/>
+      <w:r>
+        <w:rPr>
+          <w:sz w:val="22"/>
+          <w:szCs w:val="22"/>
+        </w:rPr>
+        <w:t>pytest</w:t>
+      </w:r>
+      <w:proofErr w:type="spellEnd"/>
+      <w:r>
+        <w:rPr>
+          <w:sz w:val="22"/>
+          <w:szCs w:val="22"/>
+        </w:rPr>
+        <w:t xml:space="preserve"> framework to verify database connectivity, schema integrity, and the availability of all mandatory analytical fields. KPI computation and exposure are permitted only if these validations are successfully completed, reinforcing the principle that analytical availability is conditional upon data quality compliance.</w:t>
+      </w:r>
+    </w:p>
+    <w:p>
+      <w:pPr>
+        <w:rPr>
+          <w:sz w:val="22"/>
+          <w:szCs w:val="22"/>
+        </w:rPr>
+      </w:pPr>
       <w:r>
         <w:rPr>
           <w:sz w:val="22"/>
           <w:szCs w:val="22"/>
         </w:rPr>
         <w:lastRenderedPageBreak/>
-        <w:t>auditability. The entire lifecycle is managed by Apache Airflow, which executes a Directed Acyclic Graph (DAG) to enforce strict task dependencies and eliminate ambiguity regarding execution order and data promotion. Each stage of the pipeline is executed only after the successful completion and validation of all upstream tasks, ensuring that analytical outputs are derived exclusively from verified and consistent inputs.</w:t>
-      </w:r>
-    </w:p>
-    <w:p>
-      <w:pPr>
-        <w:rPr>
-          <w:sz w:val="22"/>
-          <w:szCs w:val="22"/>
-        </w:rPr>
-      </w:pPr>
-      <w:r>
-        <w:rPr>
-          <w:sz w:val="22"/>
-          <w:szCs w:val="22"/>
-        </w:rPr>
-        <w:t xml:space="preserve">The execution flow begins with the ingestion of raw loan-level data into the PostgreSQL environment, where the dataset is preserved without any modification in the raw schema. This design choice ensures full data lineage and traceability, allowing any analytical result to be reconstructed from the original source data. Although exploratory analysis and the conceptual design of feature engineering are performed interactively using </w:t>
+        <w:t>In the final stage of execution, portfolio-level KPIs are exposed through a dynamic, query-based access strategy. The analytics schema contains the materialized analytical feature table (</w:t>
       </w:r>
       <w:proofErr w:type="spellStart"/>
-      <w:r>
-        <w:rPr>
-          <w:sz w:val="22"/>
-          <w:szCs w:val="22"/>
-        </w:rPr>
-        <w:t>Jupyter</w:t>
+      <w:proofErr w:type="gramStart"/>
+      <w:r>
+        <w:rPr>
+          <w:sz w:val="22"/>
+          <w:szCs w:val="22"/>
+        </w:rPr>
+        <w:t>analytics.loan</w:t>
+      </w:r>
+      <w:proofErr w:type="gramEnd"/>
+      <w:r>
+        <w:rPr>
+          <w:sz w:val="22"/>
+          <w:szCs w:val="22"/>
+        </w:rPr>
+        <w:t>_portfolio_features</w:t>
       </w:r>
       <w:proofErr w:type="spellEnd"/>
       <w:r>
@@ -3155,37 +3615,7 @@
           <w:sz w:val="22"/>
           <w:szCs w:val="22"/>
         </w:rPr>
-        <w:t xml:space="preserve"> Notebooks, the operational pipeline executes all transformations through dedicated and version-controlled Python scripts. This separation ensures that exploratory reasoning does not contaminate the reproducible execution path of the production-like pipeline.</w:t>
-      </w:r>
-    </w:p>
-    <w:p>
-      <w:pPr>
-        <w:rPr>
-          <w:sz w:val="22"/>
-          <w:szCs w:val="22"/>
-        </w:rPr>
-      </w:pPr>
-      <w:r>
-        <w:rPr>
-          <w:sz w:val="22"/>
-          <w:szCs w:val="22"/>
-        </w:rPr>
-        <w:t>Before integration into the database, the pipeline applies an intermediate semantic typing stage through the make_typed_kpi_csv.py process. This stage standardizes temporal attributes and enforces strict data types across all analytical variables, acting as a semantic quality gate between flexible Python-based processing and relational storage. The resulting dataset is subsequently loaded into the staging schema using full replacement semantics, establishing a controlled and reproducible analytical baseline. This approach guarantees that each pipeline execution produces a self-consistent snapshot of the analytical dataset, free from partial updates or schema drift.</w:t>
-      </w:r>
-    </w:p>
-    <w:p>
-      <w:pPr>
-        <w:rPr>
-          <w:sz w:val="22"/>
-          <w:szCs w:val="22"/>
-        </w:rPr>
-      </w:pPr>
-      <w:r>
-        <w:rPr>
-          <w:sz w:val="22"/>
-          <w:szCs w:val="22"/>
-        </w:rPr>
-        <w:t xml:space="preserve">Following successful staging, the data is promoted to the analytics schema, which serves as the authoritative source for KPI computation and downstream consumption. A defining feature of the execution flow is the integration of automated validation immediately prior to exposure. At this stage, the pipeline executes a suite of smoke and contract tests using the </w:t>
+        <w:t xml:space="preserve">), which serves as the single authoritative source for all KPI computation and downstream consumption. KPI values are derived on demand through explicit SQL aggregation logic executed either directly on the analytics table or through the </w:t>
       </w:r>
       <w:proofErr w:type="spellStart"/>
       <w:r>
@@ -3193,7 +3623,7 @@
           <w:sz w:val="22"/>
           <w:szCs w:val="22"/>
         </w:rPr>
-        <w:t>pytest</w:t>
+        <w:t>FastAPI</w:t>
       </w:r>
       <w:proofErr w:type="spellEnd"/>
       <w:r>
@@ -3201,45 +3631,22 @@
           <w:sz w:val="22"/>
           <w:szCs w:val="22"/>
         </w:rPr>
-        <w:t xml:space="preserve"> framework to verify database connectivity, schema integrity, and the availability of all mandatory analytical fields. KPI computation and exposure are permitted only if these validations are successfully completed, reinforcing the principle that analytical availability is conditional upon data quality compliance.</w:t>
-      </w:r>
-    </w:p>
-    <w:p>
-      <w:pPr>
-        <w:rPr>
-          <w:sz w:val="22"/>
-          <w:szCs w:val="22"/>
-        </w:rPr>
-      </w:pPr>
-      <w:r>
-        <w:rPr>
-          <w:sz w:val="22"/>
-          <w:szCs w:val="22"/>
-        </w:rPr>
-        <w:t>In the final stage of execution, portfolio-level KPIs are exposed through a hybrid access strategy. Core indicators are materialized within the analytics schema as validated KPI tables, ensuring low-latency access, reproducibility, and audit readiness. In parallel, the API layer supports dynamic KPI computation through optimized SQL aggregation queries executed on demand against the analytics feature table. This dual approach balances operational stability with analytical flexibility, allowing standardized reporting to coexist with exploratory or ad-hoc portfolio analysis without compromising data governance principles.</w:t>
-      </w:r>
-    </w:p>
-    <w:p>
-      <w:pPr>
-        <w:rPr>
-          <w:sz w:val="22"/>
-          <w:szCs w:val="22"/>
-        </w:rPr>
-      </w:pPr>
-      <w:r>
-        <w:rPr>
-          <w:sz w:val="22"/>
-          <w:szCs w:val="22"/>
-        </w:rPr>
-        <w:t xml:space="preserve">Overall, the end-to-end execution flow enforces a strict separation between data ingestion, transformation, validation, KPI computation, and exposure. This design ensures complete traceability from raw input data to final analytical outputs, aligns the pipeline with supervisory </w:t>
-      </w:r>
-      <w:r>
-        <w:rPr>
-          <w:sz w:val="22"/>
-          <w:szCs w:val="22"/>
-        </w:rPr>
-        <w:lastRenderedPageBreak/>
-        <w:t>and governance-oriented best practices, and operationalizes the methodological objectives of the thesis. The resulting architecture demonstrates how reliable portfolio-level KPIs can be produced not merely through correct calculations, but through a controlled, auditable, and reproducible data-engineering process.</w:t>
+        <w:t xml:space="preserve"> layer, ensuring that results consistently reflect the latest validated analytical state produced by each pipeline run. For reporting convenience, KPI outputs may additionally be exported or materialized ad hoc (e.g., during exploratory reporting workflows) outside the orchestrated execution path; however, such materialization is not part of the automated pipeline.</w:t>
+      </w:r>
+    </w:p>
+    <w:p>
+      <w:pPr>
+        <w:rPr>
+          <w:sz w:val="22"/>
+          <w:szCs w:val="22"/>
+        </w:rPr>
+      </w:pPr>
+      <w:r>
+        <w:rPr>
+          <w:sz w:val="22"/>
+          <w:szCs w:val="22"/>
+        </w:rPr>
+        <w:t>Overall, the end-to-end execution flow enforces a strict separation between data ingestion, transformation, validation, KPI computation, and exposure. This design ensures complete traceability from raw input data to final analytical outputs, aligns the pipeline with supervisory and governance-oriented best practices, and operationalizes the methodological objectives of the thesis. The resulting architecture demonstrates how reliable portfolio-level KPIs can be produced not merely through correct calculations, but through a controlled, auditable, and reproducible data-engineering process.</w:t>
       </w:r>
     </w:p>
     <w:p>

--- a/docs/03_Methodology/Methodology.docx
+++ b/docs/03_Methodology/Methodology.docx
@@ -33,15 +33,13 @@
         </w:rPr>
         <w:t xml:space="preserve">This thesis adopts a data-engineering–driven methodological framework aimed at the production of reliable, reproducible, and audit-ready loan-portfolio performance indicators. Rather than treating key performance indicators (KPIs) as ad-hoc analytical outputs, the methodology is designed to operationalize the theoretical and regulatory insights identified in the literature review through a structured, end-to-end data pipeline. The methodological choices made throughout the thesis are therefore not purely </w:t>
       </w:r>
-      <w:proofErr w:type="gramStart"/>
-      <w:r>
-        <w:rPr>
-          <w:sz w:val="22"/>
-          <w:szCs w:val="22"/>
-        </w:rPr>
-        <w:t>technical, but</w:t>
-      </w:r>
-      <w:proofErr w:type="gramEnd"/>
+      <w:r>
+        <w:rPr>
+          <w:sz w:val="22"/>
+          <w:szCs w:val="22"/>
+        </w:rPr>
+        <w:t>technical but</w:t>
+      </w:r>
       <w:r>
         <w:rPr>
           <w:sz w:val="22"/>
@@ -2384,7 +2382,6 @@
           <w:bCs/>
           <w:sz w:val="22"/>
           <w:szCs w:val="22"/>
-          <w:lang w:val="el-GR"/>
         </w:rPr>
       </w:pPr>
     </w:p>
@@ -2776,21 +2773,7 @@
           <w:sz w:val="22"/>
           <w:szCs w:val="22"/>
         </w:rPr>
-        <w:t>The KPI definitions applied in this thesis are consistent across runs and are implemented transparently as SQL aggregation logic (e.g., default-rate calculation based on a supervisory-aligned default proxy, portfolio growth using time-based aggregation and window functions, and grade-based distribution using standardized credit-grade fields). Because the KPI logic is expressed explicitly and executed against a stable, contractually defined analytics table, the approach remains reproducible and audit-ready without requiring the additional persistence of intermediate KPI summary tables within the orchestration flow.</w:t>
-      </w:r>
-      <w:r>
-        <w:rPr>
-          <w:sz w:val="22"/>
-          <w:szCs w:val="22"/>
-        </w:rPr>
-        <w:t xml:space="preserve"> </w:t>
-      </w:r>
-      <w:r>
-        <w:rPr>
-          <w:sz w:val="22"/>
-          <w:szCs w:val="22"/>
-        </w:rPr>
-        <w:t>For reporting convenience, KPI outputs may additionally be exported or materialized ad hoc (e.g., during exploratory reporting) outside the orchestrated pipeline; however, such materialization is not part of the core automated execution path.</w:t>
+        <w:t>The KPI definitions applied in this thesis are consistent across runs and are implemented transparently as SQL aggregation logic (e.g., default-rate calculation based on a supervisory-aligned default proxy, portfolio growth using time-based aggregation and window functions, and grade-based distribution using standardized credit-grade fields). Because the KPI logic is expressed explicitly and executed against a stable, contractually defined analytics table, the approach remains reproducible and audit-ready without requiring the additional persistence of intermediate KPI summary tables within the orchestration flow. For reporting convenience, KPI outputs may additionally be exported or materialized ad hoc (e.g., during exploratory reporting) outside the orchestrated pipeline; however, such materialization is not part of the core automated execution path.</w:t>
       </w:r>
     </w:p>
     <w:p>
@@ -4433,6 +4416,7 @@
   <w:style w:type="character" w:default="1" w:styleId="DefaultParagraphFont">
     <w:name w:val="Default Paragraph Font"/>
     <w:uiPriority w:val="1"/>
+    <w:semiHidden/>
     <w:unhideWhenUsed/>
   </w:style>
   <w:style w:type="table" w:default="1" w:styleId="TableNormal">
